--- a/diplomna_rabota/Diplomna_rabota_Pramatarov.docx
+++ b/diplomna_rabota/Diplomna_rabota_Pramatarov.docx
@@ -461,6 +461,11 @@
         <w:t xml:space="preserve">, освен изрично посочените.</w:t>
       </w:r>
     </w:p>
+    <w:p>
+      <w:pPr>
+        <w:pStyle w:val="FirstParagraph"/>
+      </w:pPr>
+    </w:p>
     <w:tbl>
       <w:tblPr>
         <w:tblStyle w:val="Table"/>
@@ -842,7 +847,7 @@
         <w:pStyle w:val="BodyText"/>
       </w:pPr>
       <w:r>
-        <w:t xml:space="preserve">Обемът на дипломната работа е 61 страници и съдържа 15 фигури, 27 таблици,</w:t>
+        <w:t xml:space="preserve">Обемът на дипломната работа е 63 страници и съдържа 16 фигури, 27 таблици,</w:t>
       </w:r>
       <w:r>
         <w:t xml:space="preserve"> </w:t>
@@ -21556,7 +21561,7 @@
       </w:r>
     </w:p>
     <w:bookmarkEnd w:id="86"/>
-    <w:bookmarkStart w:id="117" w:name="софтуерно-проектиране-на-системата"/>
+    <w:bookmarkStart w:id="123" w:name="софтуерно-проектиране-на-системата"/>
     <w:p>
       <w:pPr>
         <w:pStyle w:val="Heading1"/>
@@ -40232,13 +40237,13 @@
       </w:r>
     </w:p>
     <w:bookmarkEnd w:id="111"/>
-    <w:bookmarkStart w:id="115" w:name="главен-цикъл"/>
+    <w:bookmarkStart w:id="121" w:name="алгоритъм-на-управляващата-програма"/>
     <w:p>
       <w:pPr>
         <w:pStyle w:val="Heading2"/>
       </w:pPr>
       <w:r>
-        <w:t xml:space="preserve">3.7. Главен цикъл</w:t>
+        <w:t xml:space="preserve">3.7. Алгоритъм на управляващата програма</w:t>
       </w:r>
     </w:p>
     <w:p>
@@ -40246,20 +40251,49 @@
         <w:pStyle w:val="FirstParagraph"/>
       </w:pPr>
       <w:r>
-        <w:t xml:space="preserve">Алгоритъмът на главния възел е представен на</w:t>
-      </w:r>
-      <w:r>
-        <w:t xml:space="preserve"> </w:t>
-      </w:r>
-      <w:r>
-        <w:rPr>
-          <w:bCs/>
-          <w:b/>
-        </w:rPr>
-        <w:t xml:space="preserve">Фиг. 3.1</w:t>
-      </w:r>
-      <w:r>
-        <w:t xml:space="preserve">.</w:t>
+        <w:t xml:space="preserve">Настоящият раздел обединява разгледаните дотук решения в</w:t>
+      </w:r>
+      <w:r>
+        <w:t xml:space="preserve"> </w:t>
+      </w:r>
+      <w:r>
+        <w:rPr>
+          <w:bCs/>
+          <w:b/>
+        </w:rPr>
+        <w:t xml:space="preserve">общия алгоритъм на</w:t>
+      </w:r>
+      <w:r>
+        <w:rPr>
+          <w:bCs/>
+          <w:b/>
+        </w:rPr>
+        <w:t xml:space="preserve"> </w:t>
+      </w:r>
+      <w:r>
+        <w:rPr>
+          <w:bCs/>
+          <w:b/>
+        </w:rPr>
+        <w:t xml:space="preserve">управляващата програма</w:t>
+      </w:r>
+      <w:r>
+        <w:t xml:space="preserve">, изпълняван от двата възела. Той реализира т. 4.4 от заданието, а</w:t>
+      </w:r>
+      <w:r>
+        <w:t xml:space="preserve"> </w:t>
+      </w:r>
+      <w:r>
+        <w:t xml:space="preserve">графичното му представяне – т. 5.3.</w:t>
+      </w:r>
+    </w:p>
+    <w:bookmarkStart w:id="115" w:name="алгоритъм-на-главния-възел"/>
+    <w:p>
+      <w:pPr>
+        <w:pStyle w:val="Heading3"/>
+      </w:pPr>
+      <w:r>
+        <w:t xml:space="preserve">3.7.1. Алгоритъм на главния възел</w:t>
       </w:r>
     </w:p>
     <w:p>
@@ -40269,7 +40303,7 @@
       <w:r>
         <w:drawing>
           <wp:inline>
-            <wp:extent cx="4679999" cy="4468499"/>
+            <wp:extent cx="5334000" cy="5092944"/>
             <wp:effectExtent b="0" l="0" r="0" t="0"/>
             <wp:docPr descr="Фиг. 3.1" title="" id="113" name="Picture"/>
             <a:graphic>
@@ -40290,7 +40324,7 @@
                   <pic:spPr bwMode="auto">
                     <a:xfrm>
                       <a:off x="0" y="0"/>
-                      <a:ext cx="4679999" cy="4468499"/>
+                      <a:ext cx="5334000" cy="5092944"/>
                     </a:xfrm>
                     <a:prstGeom prst="rect">
                       <a:avLst/>
@@ -40322,6 +40356,280 @@
         <w:pStyle w:val="BodyText"/>
       </w:pPr>
       <w:r>
+        <w:t xml:space="preserve">Началната последователност на главния възел (</w:t>
+      </w:r>
+      <w:r>
+        <w:rPr>
+          <w:bCs/>
+          <w:b/>
+        </w:rPr>
+        <w:t xml:space="preserve">Фиг. 3.1</w:t>
+      </w:r>
+      <w:r>
+        <w:t xml:space="preserve">) се изпълнява еднократно и</w:t>
+      </w:r>
+      <w:r>
+        <w:t xml:space="preserve"> </w:t>
+      </w:r>
+      <w:r>
+        <w:t xml:space="preserve">обхваща инициализация на серийния интерфейс и на емулираната памет, проверка на</w:t>
+      </w:r>
+      <w:r>
+        <w:t xml:space="preserve"> </w:t>
+      </w:r>
+      <w:r>
+        <w:t xml:space="preserve">конфигурацията по три признака, монтиране на файловата система, асоцииране към мрежата,</w:t>
+      </w:r>
+      <w:r>
+        <w:t xml:space="preserve"> </w:t>
+      </w:r>
+      <w:r>
+        <w:t xml:space="preserve">инициализация на ESP-NOW и регистрация на маршрутите на уеб сървъра. При липса на валидна</w:t>
+      </w:r>
+      <w:r>
+        <w:t xml:space="preserve"> </w:t>
+      </w:r>
+      <w:r>
+        <w:t xml:space="preserve">конфигурация се зареждат фабрични настройки, а при невъзможност за свързване управлението</w:t>
+      </w:r>
+      <w:r>
+        <w:t xml:space="preserve"> </w:t>
+      </w:r>
+      <w:r>
+        <w:t xml:space="preserve">преминава към конфигуриране по UART.</w:t>
+      </w:r>
+    </w:p>
+    <w:bookmarkEnd w:id="115"/>
+    <w:bookmarkStart w:id="119" w:name="алгоритъм-на-подчинения-възел"/>
+    <w:p>
+      <w:pPr>
+        <w:pStyle w:val="Heading3"/>
+      </w:pPr>
+      <w:r>
+        <w:t xml:space="preserve">3.7.2. Алгоритъм на подчинения възел</w:t>
+      </w:r>
+    </w:p>
+    <w:p>
+      <w:pPr>
+        <w:pStyle w:val="CaptionedFigure"/>
+      </w:pPr>
+      <w:r>
+        <w:drawing>
+          <wp:inline>
+            <wp:extent cx="5334000" cy="4813609"/>
+            <wp:effectExtent b="0" l="0" r="0" t="0"/>
+            <wp:docPr descr="Фиг. 3.5" title="" id="117" name="Picture"/>
+            <a:graphic>
+              <a:graphicData uri="http://schemas.openxmlformats.org/drawingml/2006/picture">
+                <pic:pic>
+                  <pic:nvPicPr>
+                    <pic:cNvPr descr="figuri/png/fig_3_5_algoritam_slave.png" id="118" name="Picture"/>
+                    <pic:cNvPicPr>
+                      <a:picLocks noChangeArrowheads="1" noChangeAspect="1"/>
+                    </pic:cNvPicPr>
+                  </pic:nvPicPr>
+                  <pic:blipFill>
+                    <a:blip r:embed="rId116"/>
+                    <a:stretch>
+                      <a:fillRect/>
+                    </a:stretch>
+                  </pic:blipFill>
+                  <pic:spPr bwMode="auto">
+                    <a:xfrm>
+                      <a:off x="0" y="0"/>
+                      <a:ext cx="5334000" cy="4813609"/>
+                    </a:xfrm>
+                    <a:prstGeom prst="rect">
+                      <a:avLst/>
+                    </a:prstGeom>
+                    <a:noFill/>
+                    <a:ln w="9525">
+                      <a:noFill/>
+                      <a:headEnd/>
+                      <a:tailEnd/>
+                    </a:ln>
+                  </pic:spPr>
+                </pic:pic>
+              </a:graphicData>
+            </a:graphic>
+          </wp:inline>
+        </w:drawing>
+      </w:r>
+    </w:p>
+    <w:p>
+      <w:pPr>
+        <w:pStyle w:val="ImageCaption"/>
+      </w:pPr>
+      <w:r>
+        <w:t xml:space="preserve">Фиг. 3.5</w:t>
+      </w:r>
+    </w:p>
+    <w:p>
+      <w:pPr>
+        <w:pStyle w:val="BodyText"/>
+      </w:pPr>
+      <w:r>
+        <w:t xml:space="preserve">Началната последователност на подчинения възел (</w:t>
+      </w:r>
+      <w:r>
+        <w:rPr>
+          <w:bCs/>
+          <w:b/>
+        </w:rPr>
+        <w:t xml:space="preserve">Фиг. 3.5</w:t>
+      </w:r>
+      <w:r>
+        <w:t xml:space="preserve">) се различава съществено в</w:t>
+      </w:r>
+      <w:r>
+        <w:t xml:space="preserve"> </w:t>
+      </w:r>
+      <w:r>
+        <w:t xml:space="preserve">три отношения:</w:t>
+      </w:r>
+    </w:p>
+    <w:p>
+      <w:pPr>
+        <w:pStyle w:val="BodyText"/>
+      </w:pPr>
+      <w:r>
+        <w:rPr>
+          <w:bCs/>
+          <w:b/>
+        </w:rPr>
+        <w:t xml:space="preserve">а) Ред на инициализация на изходите.</w:t>
+      </w:r>
+      <w:r>
+        <w:t xml:space="preserve"> </w:t>
+      </w:r>
+      <w:r>
+        <w:t xml:space="preserve">Релейните изходи се поставят в ниско ниво</w:t>
+      </w:r>
+      <w:r>
+        <w:t xml:space="preserve"> </w:t>
+      </w:r>
+      <w:r>
+        <w:rPr>
+          <w:bCs/>
+          <w:b/>
+        </w:rPr>
+        <w:t xml:space="preserve">преди</w:t>
+      </w:r>
+      <w:r>
+        <w:t xml:space="preserve"> </w:t>
+      </w:r>
+      <w:r>
+        <w:t xml:space="preserve">извикването на</w:t>
+      </w:r>
+      <w:r>
+        <w:t xml:space="preserve"> </w:t>
+      </w:r>
+      <w:r>
+        <w:rPr>
+          <w:rStyle w:val="VerbatimChar"/>
+        </w:rPr>
+        <w:t xml:space="preserve">pinMode()</w:t>
+      </w:r>
+      <w:r>
+        <w:t xml:space="preserve">, а не след него. Обратният ред би довел до</w:t>
+      </w:r>
+      <w:r>
+        <w:t xml:space="preserve"> </w:t>
+      </w:r>
+      <w:r>
+        <w:t xml:space="preserve">кратковременно задействане на релетата при подаване на захранване – недопустимо за</w:t>
+      </w:r>
+      <w:r>
+        <w:t xml:space="preserve"> </w:t>
+      </w:r>
+      <w:r>
+        <w:t xml:space="preserve">устройство, комутиращо товари с мрежово напрежение.</w:t>
+      </w:r>
+    </w:p>
+    <w:p>
+      <w:pPr>
+        <w:pStyle w:val="BodyText"/>
+      </w:pPr>
+      <w:r>
+        <w:rPr>
+          <w:bCs/>
+          <w:b/>
+        </w:rPr>
+        <w:t xml:space="preserve">б) Фиксиране на работния канал.</w:t>
+      </w:r>
+      <w:r>
+        <w:t xml:space="preserve"> </w:t>
+      </w:r>
+      <w:r>
+        <w:t xml:space="preserve">Възелът стартира в режим</w:t>
+      </w:r>
+      <w:r>
+        <w:t xml:space="preserve"> </w:t>
+      </w:r>
+      <w:r>
+        <w:rPr>
+          <w:rStyle w:val="VerbatimChar"/>
+        </w:rPr>
+        <w:t xml:space="preserve">WIFI_AP_STA</w:t>
+      </w:r>
+      <w:r>
+        <w:t xml:space="preserve"> </w:t>
+      </w:r>
+      <w:r>
+        <w:t xml:space="preserve">със скрита</w:t>
+      </w:r>
+      <w:r>
+        <w:t xml:space="preserve"> </w:t>
+      </w:r>
+      <w:r>
+        <w:t xml:space="preserve">точка за достъп, чиято единствена задача е да фиксира физическия канал (т. 3.3.4).</w:t>
+      </w:r>
+    </w:p>
+    <w:p>
+      <w:pPr>
+        <w:pStyle w:val="BodyText"/>
+      </w:pPr>
+      <w:r>
+        <w:rPr>
+          <w:bCs/>
+          <w:b/>
+        </w:rPr>
+        <w:t xml:space="preserve">в) Отсъствие на мрежов стек.</w:t>
+      </w:r>
+      <w:r>
+        <w:t xml:space="preserve"> </w:t>
+      </w:r>
+      <w:r>
+        <w:t xml:space="preserve">Подчиненият възел не се асоциира към точка за достъп и не</w:t>
+      </w:r>
+      <w:r>
+        <w:t xml:space="preserve"> </w:t>
+      </w:r>
+      <w:r>
+        <w:t xml:space="preserve">изпълнява уеб сървър, поради което началната му последователност е по-кратка и не съдържа</w:t>
+      </w:r>
+      <w:r>
+        <w:t xml:space="preserve"> </w:t>
+      </w:r>
+      <w:r>
+        <w:t xml:space="preserve">състояния на изчакване.</w:t>
+      </w:r>
+    </w:p>
+    <w:bookmarkEnd w:id="119"/>
+    <w:bookmarkStart w:id="120" w:name="организация-на-главния-цикъл"/>
+    <w:p>
+      <w:pPr>
+        <w:pStyle w:val="Heading3"/>
+      </w:pPr>
+      <w:r>
+        <w:t xml:space="preserve">3.7.3. Организация на главния цикъл</w:t>
+      </w:r>
+    </w:p>
+    <w:p>
+      <w:pPr>
+        <w:pStyle w:val="FirstParagraph"/>
+      </w:pPr>
+      <w:r>
         <w:rPr>
           <w:bCs/>
           <w:b/>
@@ -41123,8 +41431,9 @@
         </w:pict>
       </w:r>
     </w:p>
-    <w:bookmarkEnd w:id="115"/>
-    <w:bookmarkStart w:id="116" w:name="изводи-по-глава-3"/>
+    <w:bookmarkEnd w:id="120"/>
+    <w:bookmarkEnd w:id="121"/>
+    <w:bookmarkStart w:id="122" w:name="изводи-по-глава-3"/>
     <w:p>
       <w:pPr>
         <w:pStyle w:val="Heading2"/>
@@ -41498,6 +41807,46 @@
         <w:pStyle w:val="Compact"/>
       </w:pPr>
       <w:r>
+        <w:t xml:space="preserve">Разработен е</w:t>
+      </w:r>
+      <w:r>
+        <w:t xml:space="preserve"> </w:t>
+      </w:r>
+      <w:r>
+        <w:rPr>
+          <w:bCs/>
+          <w:b/>
+        </w:rPr>
+        <w:t xml:space="preserve">алгоритъмът на управляващата програма</w:t>
+      </w:r>
+      <w:r>
+        <w:t xml:space="preserve"> </w:t>
+      </w:r>
+      <w:r>
+        <w:t xml:space="preserve">за двата възела (Фиг. 3.1 и</w:t>
+      </w:r>
+      <w:r>
+        <w:t xml:space="preserve"> </w:t>
+      </w:r>
+      <w:r>
+        <w:t xml:space="preserve">Фиг. 3.5), с отчитане на реда на инициализация на изходите, който изключва</w:t>
+      </w:r>
+      <w:r>
+        <w:t xml:space="preserve"> </w:t>
+      </w:r>
+      <w:r>
+        <w:t xml:space="preserve">кратковременно задействане на релетата при подаване на захранване.</w:t>
+      </w:r>
+    </w:p>
+    <w:p>
+      <w:pPr>
+        <w:numPr>
+          <w:ilvl w:val="0"/>
+          <w:numId w:val="1014"/>
+        </w:numPr>
+        <w:pStyle w:val="Compact"/>
+      </w:pPr>
+      <w:r>
         <w:t xml:space="preserve">Реализирано е</w:t>
       </w:r>
       <w:r>
@@ -41543,9 +41892,9 @@
         <w:br w:type="page"/>
       </w:r>
     </w:p>
-    <w:bookmarkEnd w:id="116"/>
-    <w:bookmarkEnd w:id="117"/>
-    <w:bookmarkStart w:id="118" w:name="глава-четвърта"/>
+    <w:bookmarkEnd w:id="122"/>
+    <w:bookmarkEnd w:id="123"/>
+    <w:bookmarkStart w:id="124" w:name="глава-четвърта"/>
     <w:p>
       <w:pPr>
         <w:pStyle w:val="Heading1"/>
@@ -41554,8 +41903,8 @@
         <w:t xml:space="preserve">ГЛАВА ЧЕТВЪРТА</w:t>
       </w:r>
     </w:p>
-    <w:bookmarkEnd w:id="118"/>
-    <w:bookmarkStart w:id="141" w:name="експериментални-изследвания-и-резултати"/>
+    <w:bookmarkEnd w:id="124"/>
+    <w:bookmarkStart w:id="147" w:name="експериментални-изследвания-и-резултати"/>
     <w:p>
       <w:pPr>
         <w:pStyle w:val="Heading1"/>
@@ -41571,7 +41920,7 @@
         </w:pict>
       </w:r>
     </w:p>
-    <w:bookmarkStart w:id="119" w:name="цел-и-организация-на-изследването"/>
+    <w:bookmarkStart w:id="125" w:name="цел-и-организация-на-изследването"/>
     <w:p>
       <w:pPr>
         <w:pStyle w:val="Heading2"/>
@@ -42054,8 +42403,8 @@
         </w:pict>
       </w:r>
     </w:p>
-    <w:bookmarkEnd w:id="119"/>
-    <w:bookmarkStart w:id="125" w:name="изследване-на-обхвата-на-връзката"/>
+    <w:bookmarkEnd w:id="125"/>
+    <w:bookmarkStart w:id="131" w:name="изследване-на-обхвата-на-връзката"/>
     <w:p>
       <w:pPr>
         <w:pStyle w:val="Heading2"/>
@@ -42064,7 +42413,7 @@
         <w:t xml:space="preserve">4.2. Изследване на обхвата на връзката</w:t>
       </w:r>
     </w:p>
-    <w:bookmarkStart w:id="123" w:name="теоретична-оценка"/>
+    <w:bookmarkStart w:id="129" w:name="теоретична-оценка"/>
     <w:p>
       <w:pPr>
         <w:pStyle w:val="Heading3"/>
@@ -42714,18 +43063,18 @@
           <wp:inline>
             <wp:extent cx="5334000" cy="3298657"/>
             <wp:effectExtent b="0" l="0" r="0" t="0"/>
-            <wp:docPr descr="Фиг. 4.1" title="" id="121" name="Picture"/>
+            <wp:docPr descr="Фиг. 4.1" title="" id="127" name="Picture"/>
             <a:graphic>
               <a:graphicData uri="http://schemas.openxmlformats.org/drawingml/2006/picture">
                 <pic:pic>
                   <pic:nvPicPr>
-                    <pic:cNvPr descr="figuri/png/fig_4_1_obhvat.png" id="122" name="Picture"/>
+                    <pic:cNvPr descr="figuri/png/fig_4_1_obhvat.png" id="128" name="Picture"/>
                     <pic:cNvPicPr>
                       <a:picLocks noChangeArrowheads="1" noChangeAspect="1"/>
                     </pic:cNvPicPr>
                   </pic:nvPicPr>
                   <pic:blipFill>
-                    <a:blip r:embed="rId120"/>
+                    <a:blip r:embed="rId126"/>
                     <a:stretch>
                       <a:fillRect/>
                     </a:stretch>
@@ -43306,8 +43655,8 @@
         <w:t xml:space="preserve">изчислението дава над 120 m (ред 3 от Таблица 4.2).</w:t>
       </w:r>
     </w:p>
-    <w:bookmarkEnd w:id="123"/>
-    <w:bookmarkStart w:id="124" w:name="методика-на-измерването"/>
+    <w:bookmarkEnd w:id="129"/>
+    <w:bookmarkStart w:id="130" w:name="методика-на-измерването"/>
     <w:p>
       <w:pPr>
         <w:pStyle w:val="Heading3"/>
@@ -44251,9 +44600,9 @@
         </w:pict>
       </w:r>
     </w:p>
-    <w:bookmarkEnd w:id="124"/>
-    <w:bookmarkEnd w:id="125"/>
-    <w:bookmarkStart w:id="131" w:name="изследване-на-закъснението"/>
+    <w:bookmarkEnd w:id="130"/>
+    <w:bookmarkEnd w:id="131"/>
+    <w:bookmarkStart w:id="137" w:name="изследване-на-закъснението"/>
     <w:p>
       <w:pPr>
         <w:pStyle w:val="Heading2"/>
@@ -44262,7 +44611,7 @@
         <w:t xml:space="preserve">4.3. Изследване на закъснението</w:t>
       </w:r>
     </w:p>
-    <w:bookmarkStart w:id="129" w:name="теоретичен-анализ"/>
+    <w:bookmarkStart w:id="135" w:name="теоретичен-анализ"/>
     <w:p>
       <w:pPr>
         <w:pStyle w:val="Heading3"/>
@@ -44389,18 +44738,18 @@
           <wp:inline>
             <wp:extent cx="5334000" cy="2133073"/>
             <wp:effectExtent b="0" l="0" r="0" t="0"/>
-            <wp:docPr descr="Фиг. 4.2" title="" id="127" name="Picture"/>
+            <wp:docPr descr="Фиг. 4.2" title="" id="133" name="Picture"/>
             <a:graphic>
               <a:graphicData uri="http://schemas.openxmlformats.org/drawingml/2006/picture">
                 <pic:pic>
                   <pic:nvPicPr>
-                    <pic:cNvPr descr="figuri/png/fig_4_2_zakasnenie.png" id="128" name="Picture"/>
+                    <pic:cNvPr descr="figuri/png/fig_4_2_zakasnenie.png" id="134" name="Picture"/>
                     <pic:cNvPicPr>
                       <a:picLocks noChangeArrowheads="1" noChangeAspect="1"/>
                     </pic:cNvPicPr>
                   </pic:nvPicPr>
                   <pic:blipFill>
-                    <a:blip r:embed="rId126"/>
+                    <a:blip r:embed="rId132"/>
                     <a:stretch>
                       <a:fillRect/>
                     </a:stretch>
@@ -44837,8 +45186,8 @@
         <w:t xml:space="preserve">– количествено потвърждение на избора, обоснован в т. 1.1.6.</w:t>
       </w:r>
     </w:p>
-    <w:bookmarkEnd w:id="129"/>
-    <w:bookmarkStart w:id="130" w:name="методика-на-измерването-1"/>
+    <w:bookmarkEnd w:id="135"/>
+    <w:bookmarkStart w:id="136" w:name="методика-на-измерването-1"/>
     <w:p>
       <w:pPr>
         <w:pStyle w:val="Heading3"/>
@@ -46316,9 +46665,9 @@
         </w:pict>
       </w:r>
     </w:p>
-    <w:bookmarkEnd w:id="130"/>
-    <w:bookmarkEnd w:id="131"/>
-    <w:bookmarkStart w:id="134" w:name="X0ba358e019d366c0ba675a231368202b58a89f4"/>
+    <w:bookmarkEnd w:id="136"/>
+    <w:bookmarkEnd w:id="137"/>
+    <w:bookmarkStart w:id="140" w:name="X0ba358e019d366c0ba675a231368202b58a89f4"/>
     <w:p>
       <w:pPr>
         <w:pStyle w:val="Heading2"/>
@@ -46327,7 +46676,7 @@
         <w:t xml:space="preserve">4.4. Изследване на точността на температурното измерване</w:t>
       </w:r>
     </w:p>
-    <w:bookmarkStart w:id="132" w:name="методика"/>
+    <w:bookmarkStart w:id="138" w:name="методика"/>
     <w:p>
       <w:pPr>
         <w:pStyle w:val="Heading3"/>
@@ -46412,8 +46761,8 @@
         <w:t xml:space="preserve">.</w:t>
       </w:r>
     </w:p>
-    <w:bookmarkEnd w:id="132"/>
-    <w:bookmarkStart w:id="133" w:name="обработка-на-резултатите"/>
+    <w:bookmarkEnd w:id="138"/>
+    <w:bookmarkStart w:id="139" w:name="обработка-на-резултатите"/>
     <w:p>
       <w:pPr>
         <w:pStyle w:val="Heading3"/>
@@ -47822,9 +48171,9 @@
         </w:pict>
       </w:r>
     </w:p>
-    <w:bookmarkEnd w:id="133"/>
-    <w:bookmarkEnd w:id="134"/>
-    <w:bookmarkStart w:id="136" w:name="Xe9a81e64867f158f6d236c50a6fe26cd3ab1801"/>
+    <w:bookmarkEnd w:id="139"/>
+    <w:bookmarkEnd w:id="140"/>
+    <w:bookmarkStart w:id="142" w:name="Xe9a81e64867f158f6d236c50a6fe26cd3ab1801"/>
     <w:p>
       <w:pPr>
         <w:pStyle w:val="Heading2"/>
@@ -47833,7 +48182,7 @@
         <w:t xml:space="preserve">4.5. Експериментална проверка на филтъра за потискане на трептенето</w:t>
       </w:r>
     </w:p>
-    <w:bookmarkStart w:id="135" w:name="методика-1"/>
+    <w:bookmarkStart w:id="141" w:name="методика-1"/>
     <w:p>
       <w:pPr>
         <w:pStyle w:val="Heading3"/>
@@ -48890,9 +49239,9 @@
         </w:pict>
       </w:r>
     </w:p>
-    <w:bookmarkEnd w:id="135"/>
-    <w:bookmarkEnd w:id="136"/>
-    <w:bookmarkStart w:id="138" w:name="изследване-на-времето-за-цикъл"/>
+    <w:bookmarkEnd w:id="141"/>
+    <w:bookmarkEnd w:id="142"/>
+    <w:bookmarkStart w:id="144" w:name="изследване-на-времето-за-цикъл"/>
     <w:p>
       <w:pPr>
         <w:pStyle w:val="Heading2"/>
@@ -48901,7 +49250,7 @@
         <w:t xml:space="preserve">4.6. Изследване на времето за цикъл</w:t>
       </w:r>
     </w:p>
-    <w:bookmarkStart w:id="137" w:name="методика-2"/>
+    <w:bookmarkStart w:id="143" w:name="методика-2"/>
     <w:p>
       <w:pPr>
         <w:pStyle w:val="Heading3"/>
@@ -49598,9 +49947,9 @@
         </w:pict>
       </w:r>
     </w:p>
-    <w:bookmarkEnd w:id="137"/>
-    <w:bookmarkEnd w:id="138"/>
-    <w:bookmarkStart w:id="139" w:name="X7a49500021441c02d2653e793b18f44a53399b0"/>
+    <w:bookmarkEnd w:id="143"/>
+    <w:bookmarkEnd w:id="144"/>
+    <w:bookmarkStart w:id="145" w:name="X7a49500021441c02d2653e793b18f44a53399b0"/>
     <w:p>
       <w:pPr>
         <w:pStyle w:val="Heading2"/>
@@ -50177,8 +50526,8 @@
         </w:pict>
       </w:r>
     </w:p>
-    <w:bookmarkEnd w:id="139"/>
-    <w:bookmarkStart w:id="140" w:name="изводи-по-глава-4"/>
+    <w:bookmarkEnd w:id="145"/>
+    <w:bookmarkStart w:id="146" w:name="изводи-по-глава-4"/>
     <w:p>
       <w:pPr>
         <w:pStyle w:val="Heading2"/>
@@ -50607,9 +50956,9 @@
         <w:br w:type="page"/>
       </w:r>
     </w:p>
-    <w:bookmarkEnd w:id="140"/>
-    <w:bookmarkEnd w:id="141"/>
-    <w:bookmarkStart w:id="147" w:name="заключение"/>
+    <w:bookmarkEnd w:id="146"/>
+    <w:bookmarkEnd w:id="147"/>
+    <w:bookmarkStart w:id="153" w:name="заключение"/>
     <w:p>
       <w:pPr>
         <w:pStyle w:val="Heading1"/>
@@ -50625,7 +50974,7 @@
         </w:pict>
       </w:r>
     </w:p>
-    <w:bookmarkStart w:id="142" w:name="Xd06c5d763be04c16d9148ca151bea5a54ff64c3"/>
+    <w:bookmarkStart w:id="148" w:name="Xd06c5d763be04c16d9148ca151bea5a54ff64c3"/>
     <w:p>
       <w:pPr>
         <w:pStyle w:val="Heading2"/>
@@ -51247,8 +51596,8 @@
         </w:pict>
       </w:r>
     </w:p>
-    <w:bookmarkEnd w:id="142"/>
-    <w:bookmarkStart w:id="143" w:name="основни-количествени-резултати"/>
+    <w:bookmarkEnd w:id="148"/>
+    <w:bookmarkStart w:id="149" w:name="основни-количествени-резултати"/>
     <w:p>
       <w:pPr>
         <w:pStyle w:val="Heading2"/>
@@ -51674,8 +52023,8 @@
         </w:pict>
       </w:r>
     </w:p>
-    <w:bookmarkEnd w:id="143"/>
-    <w:bookmarkStart w:id="144" w:name="научно-приложни-приноси"/>
+    <w:bookmarkEnd w:id="149"/>
+    <w:bookmarkStart w:id="150" w:name="научно-приложни-приноси"/>
     <w:p>
       <w:pPr>
         <w:pStyle w:val="Heading2"/>
@@ -52067,8 +52416,8 @@
         </w:pict>
       </w:r>
     </w:p>
-    <w:bookmarkEnd w:id="144"/>
-    <w:bookmarkStart w:id="145" w:name="насоки-за-бъдещо-развитие"/>
+    <w:bookmarkEnd w:id="150"/>
+    <w:bookmarkStart w:id="151" w:name="насоки-за-бъдещо-развитие"/>
     <w:p>
       <w:pPr>
         <w:pStyle w:val="Heading2"/>
@@ -52435,8 +52784,8 @@
         </w:pict>
       </w:r>
     </w:p>
-    <w:bookmarkEnd w:id="145"/>
-    <w:bookmarkStart w:id="146" w:name="заключителна-оценка"/>
+    <w:bookmarkEnd w:id="151"/>
+    <w:bookmarkStart w:id="152" w:name="заключителна-оценка"/>
     <w:p>
       <w:pPr>
         <w:pStyle w:val="Heading2"/>
@@ -52533,9 +52882,9 @@
         <w:br w:type="page"/>
       </w:r>
     </w:p>
-    <w:bookmarkEnd w:id="146"/>
-    <w:bookmarkEnd w:id="147"/>
-    <w:bookmarkStart w:id="148" w:name="използвана-литература"/>
+    <w:bookmarkEnd w:id="152"/>
+    <w:bookmarkEnd w:id="153"/>
+    <w:bookmarkStart w:id="154" w:name="използвана-литература"/>
     <w:p>
       <w:pPr>
         <w:pStyle w:val="Heading1"/>
@@ -53423,8 +53772,8 @@
         <w:br w:type="page"/>
       </w:r>
     </w:p>
-    <w:bookmarkEnd w:id="148"/>
-    <w:bookmarkStart w:id="159" w:name="приложение-а"/>
+    <w:bookmarkEnd w:id="154"/>
+    <w:bookmarkStart w:id="165" w:name="приложение-а"/>
     <w:p>
       <w:pPr>
         <w:pStyle w:val="Heading1"/>
@@ -53433,7 +53782,7 @@
         <w:t xml:space="preserve">ПРИЛОЖЕНИЕ А</w:t>
       </w:r>
     </w:p>
-    <w:bookmarkStart w:id="158" w:name="графична-част-листове-13"/>
+    <w:bookmarkStart w:id="164" w:name="графична-част-листове-13"/>
     <w:p>
       <w:pPr>
         <w:pStyle w:val="Heading2"/>
@@ -53465,156 +53814,12 @@
           <wp:inline>
             <wp:extent cx="5334000" cy="3767743"/>
             <wp:effectExtent b="0" l="0" r="0" t="0"/>
-            <wp:docPr descr="Лист 1. Блокова схема на системата (т. 5.1)" title="" id="150" name="Picture"/>
+            <wp:docPr descr="Лист 1. Блокова схема на системата (т. 5.1)" title="" id="156" name="Picture"/>
             <a:graphic>
               <a:graphicData uri="http://schemas.openxmlformats.org/drawingml/2006/picture">
                 <pic:pic>
                   <pic:nvPicPr>
-                    <pic:cNvPr descr="grafichna_chast/List_1_Blokova_shema.png" id="151" name="Picture"/>
-                    <pic:cNvPicPr>
-                      <a:picLocks noChangeArrowheads="1" noChangeAspect="1"/>
-                    </pic:cNvPicPr>
-                  </pic:nvPicPr>
-                  <pic:blipFill>
-                    <a:blip r:embed="rId149"/>
-                    <a:stretch>
-                      <a:fillRect/>
-                    </a:stretch>
-                  </pic:blipFill>
-                  <pic:spPr bwMode="auto">
-                    <a:xfrm>
-                      <a:off x="0" y="0"/>
-                      <a:ext cx="5334000" cy="3767743"/>
-                    </a:xfrm>
-                    <a:prstGeom prst="rect">
-                      <a:avLst/>
-                    </a:prstGeom>
-                    <a:noFill/>
-                    <a:ln w="9525">
-                      <a:noFill/>
-                      <a:headEnd/>
-                      <a:tailEnd/>
-                    </a:ln>
-                  </pic:spPr>
-                </pic:pic>
-              </a:graphicData>
-            </a:graphic>
-          </wp:inline>
-        </w:drawing>
-      </w:r>
-    </w:p>
-    <w:p>
-      <w:pPr>
-        <w:pStyle w:val="ImageCaption"/>
-      </w:pPr>
-      <w:r>
-        <w:t xml:space="preserve">Лист 1. Блокова схема на системата (т. 5.1)</w:t>
-      </w:r>
-    </w:p>
-    <w:p>
-      <w:pPr>
-        <w:pStyle w:val="BodyText"/>
-      </w:pPr>
-      <w:r>
-        <w:rPr>
-          <w:bCs/>
-          <w:b/>
-        </w:rPr>
-        <w:t xml:space="preserve">Лист 1. Блокова схема на системата (т. 5.1)</w:t>
-      </w:r>
-    </w:p>
-    <w:p>
-      <w:r>
-        <w:br w:type="page"/>
-      </w:r>
-    </w:p>
-    <w:p>
-      <w:pPr>
-        <w:pStyle w:val="CaptionedFigure"/>
-      </w:pPr>
-      <w:r>
-        <w:drawing>
-          <wp:inline>
-            <wp:extent cx="5334000" cy="3767743"/>
-            <wp:effectExtent b="0" l="0" r="0" t="0"/>
-            <wp:docPr descr="Лист 2. Принципна електрическа схема (т. 5.2)" title="" id="153" name="Picture"/>
-            <a:graphic>
-              <a:graphicData uri="http://schemas.openxmlformats.org/drawingml/2006/picture">
-                <pic:pic>
-                  <pic:nvPicPr>
-                    <pic:cNvPr descr="grafichna_chast/List_2_Principna_shema.png" id="154" name="Picture"/>
-                    <pic:cNvPicPr>
-                      <a:picLocks noChangeArrowheads="1" noChangeAspect="1"/>
-                    </pic:cNvPicPr>
-                  </pic:nvPicPr>
-                  <pic:blipFill>
-                    <a:blip r:embed="rId152"/>
-                    <a:stretch>
-                      <a:fillRect/>
-                    </a:stretch>
-                  </pic:blipFill>
-                  <pic:spPr bwMode="auto">
-                    <a:xfrm>
-                      <a:off x="0" y="0"/>
-                      <a:ext cx="5334000" cy="3767743"/>
-                    </a:xfrm>
-                    <a:prstGeom prst="rect">
-                      <a:avLst/>
-                    </a:prstGeom>
-                    <a:noFill/>
-                    <a:ln w="9525">
-                      <a:noFill/>
-                      <a:headEnd/>
-                      <a:tailEnd/>
-                    </a:ln>
-                  </pic:spPr>
-                </pic:pic>
-              </a:graphicData>
-            </a:graphic>
-          </wp:inline>
-        </w:drawing>
-      </w:r>
-    </w:p>
-    <w:p>
-      <w:pPr>
-        <w:pStyle w:val="ImageCaption"/>
-      </w:pPr>
-      <w:r>
-        <w:t xml:space="preserve">Лист 2. Принципна електрическа схема (т. 5.2)</w:t>
-      </w:r>
-    </w:p>
-    <w:p>
-      <w:pPr>
-        <w:pStyle w:val="BodyText"/>
-      </w:pPr>
-      <w:r>
-        <w:rPr>
-          <w:bCs/>
-          <w:b/>
-        </w:rPr>
-        <w:t xml:space="preserve">Лист 2. Принципна електрическа схема (т. 5.2)</w:t>
-      </w:r>
-    </w:p>
-    <w:p>
-      <w:r>
-        <w:br w:type="page"/>
-      </w:r>
-    </w:p>
-    <w:p>
-      <w:pPr>
-        <w:pStyle w:val="CaptionedFigure"/>
-      </w:pPr>
-      <w:r>
-        <w:drawing>
-          <wp:inline>
-            <wp:extent cx="5334000" cy="3767743"/>
-            <wp:effectExtent b="0" l="0" r="0" t="0"/>
-            <wp:docPr descr="Лист 3. Алгоритъм на управляващата програма (т. 5.3)" title="" id="156" name="Picture"/>
-            <a:graphic>
-              <a:graphicData uri="http://schemas.openxmlformats.org/drawingml/2006/picture">
-                <pic:pic>
-                  <pic:nvPicPr>
-                    <pic:cNvPr descr="grafichna_chast/List_3_Algoritam.png" id="157" name="Picture"/>
+                    <pic:cNvPr descr="grafichna_chast/List_1_Blokova_shema.png" id="157" name="Picture"/>
                     <pic:cNvPicPr>
                       <a:picLocks noChangeArrowheads="1" noChangeAspect="1"/>
                     </pic:cNvPicPr>
@@ -53652,6 +53857,150 @@
         <w:pStyle w:val="ImageCaption"/>
       </w:pPr>
       <w:r>
+        <w:t xml:space="preserve">Лист 1. Блокова схема на системата (т. 5.1)</w:t>
+      </w:r>
+    </w:p>
+    <w:p>
+      <w:pPr>
+        <w:pStyle w:val="BodyText"/>
+      </w:pPr>
+      <w:r>
+        <w:rPr>
+          <w:bCs/>
+          <w:b/>
+        </w:rPr>
+        <w:t xml:space="preserve">Лист 1. Блокова схема на системата (т. 5.1)</w:t>
+      </w:r>
+    </w:p>
+    <w:p>
+      <w:r>
+        <w:br w:type="page"/>
+      </w:r>
+    </w:p>
+    <w:p>
+      <w:pPr>
+        <w:pStyle w:val="CaptionedFigure"/>
+      </w:pPr>
+      <w:r>
+        <w:drawing>
+          <wp:inline>
+            <wp:extent cx="5334000" cy="3767743"/>
+            <wp:effectExtent b="0" l="0" r="0" t="0"/>
+            <wp:docPr descr="Лист 2. Принципна електрическа схема (т. 5.2)" title="" id="159" name="Picture"/>
+            <a:graphic>
+              <a:graphicData uri="http://schemas.openxmlformats.org/drawingml/2006/picture">
+                <pic:pic>
+                  <pic:nvPicPr>
+                    <pic:cNvPr descr="grafichna_chast/List_2_Principna_shema.png" id="160" name="Picture"/>
+                    <pic:cNvPicPr>
+                      <a:picLocks noChangeArrowheads="1" noChangeAspect="1"/>
+                    </pic:cNvPicPr>
+                  </pic:nvPicPr>
+                  <pic:blipFill>
+                    <a:blip r:embed="rId158"/>
+                    <a:stretch>
+                      <a:fillRect/>
+                    </a:stretch>
+                  </pic:blipFill>
+                  <pic:spPr bwMode="auto">
+                    <a:xfrm>
+                      <a:off x="0" y="0"/>
+                      <a:ext cx="5334000" cy="3767743"/>
+                    </a:xfrm>
+                    <a:prstGeom prst="rect">
+                      <a:avLst/>
+                    </a:prstGeom>
+                    <a:noFill/>
+                    <a:ln w="9525">
+                      <a:noFill/>
+                      <a:headEnd/>
+                      <a:tailEnd/>
+                    </a:ln>
+                  </pic:spPr>
+                </pic:pic>
+              </a:graphicData>
+            </a:graphic>
+          </wp:inline>
+        </w:drawing>
+      </w:r>
+    </w:p>
+    <w:p>
+      <w:pPr>
+        <w:pStyle w:val="ImageCaption"/>
+      </w:pPr>
+      <w:r>
+        <w:t xml:space="preserve">Лист 2. Принципна електрическа схема (т. 5.2)</w:t>
+      </w:r>
+    </w:p>
+    <w:p>
+      <w:pPr>
+        <w:pStyle w:val="BodyText"/>
+      </w:pPr>
+      <w:r>
+        <w:rPr>
+          <w:bCs/>
+          <w:b/>
+        </w:rPr>
+        <w:t xml:space="preserve">Лист 2. Принципна електрическа схема (т. 5.2)</w:t>
+      </w:r>
+    </w:p>
+    <w:p>
+      <w:r>
+        <w:br w:type="page"/>
+      </w:r>
+    </w:p>
+    <w:p>
+      <w:pPr>
+        <w:pStyle w:val="CaptionedFigure"/>
+      </w:pPr>
+      <w:r>
+        <w:drawing>
+          <wp:inline>
+            <wp:extent cx="5334000" cy="3767743"/>
+            <wp:effectExtent b="0" l="0" r="0" t="0"/>
+            <wp:docPr descr="Лист 3. Алгоритъм на управляващата програма (т. 5.3)" title="" id="162" name="Picture"/>
+            <a:graphic>
+              <a:graphicData uri="http://schemas.openxmlformats.org/drawingml/2006/picture">
+                <pic:pic>
+                  <pic:nvPicPr>
+                    <pic:cNvPr descr="grafichna_chast/List_3_Algoritam.png" id="163" name="Picture"/>
+                    <pic:cNvPicPr>
+                      <a:picLocks noChangeArrowheads="1" noChangeAspect="1"/>
+                    </pic:cNvPicPr>
+                  </pic:nvPicPr>
+                  <pic:blipFill>
+                    <a:blip r:embed="rId161"/>
+                    <a:stretch>
+                      <a:fillRect/>
+                    </a:stretch>
+                  </pic:blipFill>
+                  <pic:spPr bwMode="auto">
+                    <a:xfrm>
+                      <a:off x="0" y="0"/>
+                      <a:ext cx="5334000" cy="3767743"/>
+                    </a:xfrm>
+                    <a:prstGeom prst="rect">
+                      <a:avLst/>
+                    </a:prstGeom>
+                    <a:noFill/>
+                    <a:ln w="9525">
+                      <a:noFill/>
+                      <a:headEnd/>
+                      <a:tailEnd/>
+                    </a:ln>
+                  </pic:spPr>
+                </pic:pic>
+              </a:graphicData>
+            </a:graphic>
+          </wp:inline>
+        </w:drawing>
+      </w:r>
+    </w:p>
+    <w:p>
+      <w:pPr>
+        <w:pStyle w:val="ImageCaption"/>
+      </w:pPr>
+      <w:r>
         <w:t xml:space="preserve">Лист 3. Алгоритъм на управляващата програма (т. 5.3)</w:t>
       </w:r>
     </w:p>
@@ -53667,8 +54016,8 @@
         <w:t xml:space="preserve">Лист 3. Алгоритъм на управляващата програма (т. 5.3)</w:t>
       </w:r>
     </w:p>
-    <w:bookmarkEnd w:id="158"/>
-    <w:bookmarkEnd w:id="159"/>
+    <w:bookmarkEnd w:id="164"/>
+    <w:bookmarkEnd w:id="165"/>
     <w:sectPr/>
   </w:body>
 </w:document>

--- a/diplomna_rabota/Diplomna_rabota_Pramatarov.docx
+++ b/diplomna_rabota/Diplomna_rabota_Pramatarov.docx
@@ -847,7 +847,7 @@
         <w:pStyle w:val="BodyText"/>
       </w:pPr>
       <w:r>
-        <w:t xml:space="preserve">Обемът на дипломната работа е 63 страници и съдържа 16 фигури, 27 таблици,</w:t>
+        <w:t xml:space="preserve">Обемът на дипломната работа е 68 страници и съдържа 12 фигури, 27 таблици,</w:t>
       </w:r>
       <w:r>
         <w:t xml:space="preserve"> </w:t>
@@ -1179,19 +1179,19 @@
                 <w:bCs/>
                 <w:b/>
               </w:rPr>
-              <w:t xml:space="preserve">АНОТАЦИЯ</w:t>
-            </w:r>
-          </w:p>
-        </w:tc>
-        <w:tc>
-          <w:tcPr/>
-          <w:p>
-            <w:pPr>
-              <w:pStyle w:val="Compact"/>
-              <w:jc w:val="left"/>
-            </w:pPr>
-            <w:r>
-              <w:t xml:space="preserve">3</w:t>
+              <w:t xml:space="preserve">ДЕКЛАРАЦИЯ ЗА ОРИГИНАЛНОСТ</w:t>
+            </w:r>
+          </w:p>
+        </w:tc>
+        <w:tc>
+          <w:tcPr/>
+          <w:p>
+            <w:pPr>
+              <w:pStyle w:val="Compact"/>
+              <w:jc w:val="left"/>
+            </w:pPr>
+            <w:r>
+              <w:t xml:space="preserve">2</w:t>
             </w:r>
           </w:p>
         </w:tc>
@@ -1209,19 +1209,19 @@
                 <w:bCs/>
                 <w:b/>
               </w:rPr>
-              <w:t xml:space="preserve">ДЕКЛАРАЦИЯ ЗА ОРИГИНАЛНОСТ</w:t>
-            </w:r>
-          </w:p>
-        </w:tc>
-        <w:tc>
-          <w:tcPr/>
-          <w:p>
-            <w:pPr>
-              <w:pStyle w:val="Compact"/>
-              <w:jc w:val="left"/>
-            </w:pPr>
-            <w:r>
-              <w:t xml:space="preserve">4</w:t>
+              <w:t xml:space="preserve">АНОТАЦИЯ</w:t>
+            </w:r>
+          </w:p>
+        </w:tc>
+        <w:tc>
+          <w:tcPr/>
+          <w:p>
+            <w:pPr>
+              <w:pStyle w:val="Compact"/>
+              <w:jc w:val="left"/>
+            </w:pPr>
+            <w:r>
+              <w:t xml:space="preserve">3</w:t>
             </w:r>
           </w:p>
         </w:tc>
@@ -1281,7 +1281,7 @@
               <w:jc w:val="left"/>
             </w:pPr>
             <w:r>
-              <w:t xml:space="preserve">6</w:t>
+              <w:t xml:space="preserve">7</w:t>
             </w:r>
           </w:p>
         </w:tc>
@@ -1311,7 +1311,7 @@
               <w:jc w:val="left"/>
             </w:pPr>
             <w:r>
-              <w:t xml:space="preserve">7</w:t>
+              <w:t xml:space="preserve">8</w:t>
             </w:r>
           </w:p>
         </w:tc>
@@ -1337,7 +1337,7 @@
               <w:jc w:val="left"/>
             </w:pPr>
             <w:r>
-              <w:t xml:space="preserve">7</w:t>
+              <w:t xml:space="preserve">8</w:t>
             </w:r>
           </w:p>
         </w:tc>
@@ -1363,7 +1363,7 @@
               <w:jc w:val="left"/>
             </w:pPr>
             <w:r>
-              <w:t xml:space="preserve">13</w:t>
+              <w:t xml:space="preserve">14</w:t>
             </w:r>
           </w:p>
         </w:tc>
@@ -1389,7 +1389,7 @@
               <w:jc w:val="left"/>
             </w:pPr>
             <w:r>
-              <w:t xml:space="preserve">16</w:t>
+              <w:t xml:space="preserve">17</w:t>
             </w:r>
           </w:p>
         </w:tc>
@@ -1419,7 +1419,7 @@
               <w:jc w:val="left"/>
             </w:pPr>
             <w:r>
-              <w:t xml:space="preserve">18</w:t>
+              <w:t xml:space="preserve">19</w:t>
             </w:r>
           </w:p>
         </w:tc>
@@ -1445,7 +1445,7 @@
               <w:jc w:val="left"/>
             </w:pPr>
             <w:r>
-              <w:t xml:space="preserve">18</w:t>
+              <w:t xml:space="preserve">19</w:t>
             </w:r>
           </w:p>
         </w:tc>
@@ -1459,19 +1459,19 @@
               <w:jc w:val="left"/>
             </w:pPr>
             <w:r>
-              <w:t xml:space="preserve">    2.2. Блокова схема на системата</w:t>
-            </w:r>
-          </w:p>
-        </w:tc>
-        <w:tc>
-          <w:tcPr/>
-          <w:p>
-            <w:pPr>
-              <w:pStyle w:val="Compact"/>
-              <w:jc w:val="left"/>
-            </w:pPr>
-            <w:r>
-              <w:t xml:space="preserve">19</w:t>
+              <w:t xml:space="preserve">    2.2. Блокова схема на хардуера</w:t>
+            </w:r>
+          </w:p>
+        </w:tc>
+        <w:tc>
+          <w:tcPr/>
+          <w:p>
+            <w:pPr>
+              <w:pStyle w:val="Compact"/>
+              <w:jc w:val="left"/>
+            </w:pPr>
+            <w:r>
+              <w:t xml:space="preserve">20</w:t>
             </w:r>
           </w:p>
         </w:tc>
@@ -1497,7 +1497,7 @@
               <w:jc w:val="left"/>
             </w:pPr>
             <w:r>
-              <w:t xml:space="preserve">20</w:t>
+              <w:t xml:space="preserve">22</w:t>
             </w:r>
           </w:p>
         </w:tc>
@@ -1523,7 +1523,7 @@
               <w:jc w:val="left"/>
             </w:pPr>
             <w:r>
-              <w:t xml:space="preserve">21</w:t>
+              <w:t xml:space="preserve">23</w:t>
             </w:r>
           </w:p>
         </w:tc>
@@ -1549,7 +1549,7 @@
               <w:jc w:val="left"/>
             </w:pPr>
             <w:r>
-              <w:t xml:space="preserve">25</w:t>
+              <w:t xml:space="preserve">27</w:t>
             </w:r>
           </w:p>
         </w:tc>
@@ -1575,7 +1575,7 @@
               <w:jc w:val="left"/>
             </w:pPr>
             <w:r>
-              <w:t xml:space="preserve">27</w:t>
+              <w:t xml:space="preserve">29</w:t>
             </w:r>
           </w:p>
         </w:tc>
@@ -1601,7 +1601,7 @@
               <w:jc w:val="left"/>
             </w:pPr>
             <w:r>
-              <w:t xml:space="preserve">28</w:t>
+              <w:t xml:space="preserve">30</w:t>
             </w:r>
           </w:p>
         </w:tc>
@@ -1627,7 +1627,7 @@
               <w:jc w:val="left"/>
             </w:pPr>
             <w:r>
-              <w:t xml:space="preserve">29</w:t>
+              <w:t xml:space="preserve">31</w:t>
             </w:r>
           </w:p>
         </w:tc>
@@ -1653,7 +1653,7 @@
               <w:jc w:val="left"/>
             </w:pPr>
             <w:r>
-              <w:t xml:space="preserve">31</w:t>
+              <w:t xml:space="preserve">33</w:t>
             </w:r>
           </w:p>
         </w:tc>
@@ -1679,7 +1679,7 @@
               <w:jc w:val="left"/>
             </w:pPr>
             <w:r>
-              <w:t xml:space="preserve">32</w:t>
+              <w:t xml:space="preserve">34</w:t>
             </w:r>
           </w:p>
         </w:tc>
@@ -1709,7 +1709,7 @@
               <w:jc w:val="left"/>
             </w:pPr>
             <w:r>
-              <w:t xml:space="preserve">32</w:t>
+              <w:t xml:space="preserve">34</w:t>
             </w:r>
           </w:p>
         </w:tc>
@@ -1735,7 +1735,7 @@
               <w:jc w:val="left"/>
             </w:pPr>
             <w:r>
-              <w:t xml:space="preserve">32</w:t>
+              <w:t xml:space="preserve">34</w:t>
             </w:r>
           </w:p>
         </w:tc>
@@ -1761,7 +1761,7 @@
               <w:jc w:val="left"/>
             </w:pPr>
             <w:r>
-              <w:t xml:space="preserve">33</w:t>
+              <w:t xml:space="preserve">35</w:t>
             </w:r>
           </w:p>
         </w:tc>
@@ -1787,7 +1787,7 @@
               <w:jc w:val="left"/>
             </w:pPr>
             <w:r>
-              <w:t xml:space="preserve">37</w:t>
+              <w:t xml:space="preserve">39</w:t>
             </w:r>
           </w:p>
         </w:tc>
@@ -1813,7 +1813,7 @@
               <w:jc w:val="left"/>
             </w:pPr>
             <w:r>
-              <w:t xml:space="preserve">41</w:t>
+              <w:t xml:space="preserve">43</w:t>
             </w:r>
           </w:p>
         </w:tc>
@@ -1839,7 +1839,7 @@
               <w:jc w:val="left"/>
             </w:pPr>
             <w:r>
-              <w:t xml:space="preserve">44</w:t>
+              <w:t xml:space="preserve">46</w:t>
             </w:r>
           </w:p>
         </w:tc>
@@ -1865,7 +1865,7 @@
               <w:jc w:val="left"/>
             </w:pPr>
             <w:r>
-              <w:t xml:space="preserve">46</w:t>
+              <w:t xml:space="preserve">48</w:t>
             </w:r>
           </w:p>
         </w:tc>
@@ -1879,19 +1879,19 @@
               <w:jc w:val="left"/>
             </w:pPr>
             <w:r>
-              <w:t xml:space="preserve">    3.7. Главен цикъл</w:t>
-            </w:r>
-          </w:p>
-        </w:tc>
-        <w:tc>
-          <w:tcPr/>
-          <w:p>
-            <w:pPr>
-              <w:pStyle w:val="Compact"/>
-              <w:jc w:val="left"/>
-            </w:pPr>
-            <w:r>
-              <w:t xml:space="preserve">47</w:t>
+              <w:t xml:space="preserve">    3.7. Алгоритъм на управляващата програма</w:t>
+            </w:r>
+          </w:p>
+        </w:tc>
+        <w:tc>
+          <w:tcPr/>
+          <w:p>
+            <w:pPr>
+              <w:pStyle w:val="Compact"/>
+              <w:jc w:val="left"/>
+            </w:pPr>
+            <w:r>
+              <w:t xml:space="preserve">49</w:t>
             </w:r>
           </w:p>
         </w:tc>
@@ -1917,7 +1917,7 @@
               <w:jc w:val="left"/>
             </w:pPr>
             <w:r>
-              <w:t xml:space="preserve">48</w:t>
+              <w:t xml:space="preserve">51</w:t>
             </w:r>
           </w:p>
         </w:tc>
@@ -1947,7 +1947,7 @@
               <w:jc w:val="left"/>
             </w:pPr>
             <w:r>
-              <w:t xml:space="preserve">49</w:t>
+              <w:t xml:space="preserve">52</w:t>
             </w:r>
           </w:p>
         </w:tc>
@@ -1973,7 +1973,7 @@
               <w:jc w:val="left"/>
             </w:pPr>
             <w:r>
-              <w:t xml:space="preserve">49</w:t>
+              <w:t xml:space="preserve">52</w:t>
             </w:r>
           </w:p>
         </w:tc>
@@ -1999,7 +1999,7 @@
               <w:jc w:val="left"/>
             </w:pPr>
             <w:r>
-              <w:t xml:space="preserve">49</w:t>
+              <w:t xml:space="preserve">53</w:t>
             </w:r>
           </w:p>
         </w:tc>
@@ -2025,7 +2025,7 @@
               <w:jc w:val="left"/>
             </w:pPr>
             <w:r>
-              <w:t xml:space="preserve">52</w:t>
+              <w:t xml:space="preserve">55</w:t>
             </w:r>
           </w:p>
         </w:tc>
@@ -2051,7 +2051,7 @@
               <w:jc w:val="left"/>
             </w:pPr>
             <w:r>
-              <w:t xml:space="preserve">54</w:t>
+              <w:t xml:space="preserve">57</w:t>
             </w:r>
           </w:p>
         </w:tc>
@@ -2077,7 +2077,7 @@
               <w:jc w:val="left"/>
             </w:pPr>
             <w:r>
-              <w:t xml:space="preserve">55</w:t>
+              <w:t xml:space="preserve">58</w:t>
             </w:r>
           </w:p>
         </w:tc>
@@ -2103,7 +2103,7 @@
               <w:jc w:val="left"/>
             </w:pPr>
             <w:r>
-              <w:t xml:space="preserve">56</w:t>
+              <w:t xml:space="preserve">59</w:t>
             </w:r>
           </w:p>
         </w:tc>
@@ -2129,7 +2129,7 @@
               <w:jc w:val="left"/>
             </w:pPr>
             <w:r>
-              <w:t xml:space="preserve">57</w:t>
+              <w:t xml:space="preserve">60</w:t>
             </w:r>
           </w:p>
         </w:tc>
@@ -2155,7 +2155,7 @@
               <w:jc w:val="left"/>
             </w:pPr>
             <w:r>
-              <w:t xml:space="preserve">57</w:t>
+              <w:t xml:space="preserve">60</w:t>
             </w:r>
           </w:p>
         </w:tc>
@@ -2185,7 +2185,7 @@
               <w:jc w:val="left"/>
             </w:pPr>
             <w:r>
-              <w:t xml:space="preserve">58</w:t>
+              <w:t xml:space="preserve">61</w:t>
             </w:r>
           </w:p>
         </w:tc>
@@ -2215,7 +2215,7 @@
               <w:jc w:val="left"/>
             </w:pPr>
             <w:r>
-              <w:t xml:space="preserve">61</w:t>
+              <w:t xml:space="preserve">65</w:t>
             </w:r>
           </w:p>
         </w:tc>
@@ -2245,7 +2245,7 @@
               <w:jc w:val="left"/>
             </w:pPr>
             <w:r>
-              <w:t xml:space="preserve">63</w:t>
+              <w:t xml:space="preserve">66</w:t>
             </w:r>
           </w:p>
         </w:tc>
@@ -10214,13 +10214,13 @@
           <w:bCs/>
           <w:b/>
         </w:rPr>
-        <w:t xml:space="preserve">Разработване на блокова схема</w:t>
-      </w:r>
-      <w:r>
-        <w:t xml:space="preserve"> </w:t>
-      </w:r>
-      <w:r>
-        <w:t xml:space="preserve">на системата с функционална декомпозиция на главния</w:t>
+        <w:t xml:space="preserve">Разработване на блокова схема на хардуера</w:t>
+      </w:r>
+      <w:r>
+        <w:t xml:space="preserve"> </w:t>
+      </w:r>
+      <w:r>
+        <w:t xml:space="preserve">с функционална декомпозиция на главния</w:t>
       </w:r>
       <w:r>
         <w:t xml:space="preserve"> </w:t>
@@ -10700,7 +10700,7 @@
               <w:jc w:val="left"/>
             </w:pPr>
             <w:r>
-              <w:t xml:space="preserve">4.2 Блокова схема / 5.1</w:t>
+              <w:t xml:space="preserve">4.2 Блокова схема на хардуера / 5.1</w:t>
             </w:r>
           </w:p>
         </w:tc>
@@ -11410,13 +11410,13 @@
       </w:r>
     </w:p>
     <w:bookmarkEnd w:id="47"/>
-    <w:bookmarkStart w:id="51" w:name="блокова-схема-на-системата"/>
+    <w:bookmarkStart w:id="51" w:name="блокова-схема-на-хардуера"/>
     <w:p>
       <w:pPr>
         <w:pStyle w:val="Heading2"/>
       </w:pPr>
       <w:r>
-        <w:t xml:space="preserve">2.2. Блокова схема на системата</w:t>
+        <w:t xml:space="preserve">2.2. Блокова схема на хардуера</w:t>
       </w:r>
     </w:p>
     <w:p>
@@ -11424,7 +11424,7 @@
         <w:pStyle w:val="FirstParagraph"/>
       </w:pPr>
       <w:r>
-        <w:t xml:space="preserve">Блоковата схема е представена на</w:t>
+        <w:t xml:space="preserve">Блоковата схема на хардуера е представена на</w:t>
       </w:r>
       <w:r>
         <w:t xml:space="preserve"> </w:t>
@@ -11437,13 +11437,13 @@
         <w:t xml:space="preserve">Фиг. 2.1</w:t>
       </w:r>
       <w:r>
-        <w:t xml:space="preserve">. Тя реализира графична част т. 5.1 от</w:t>
-      </w:r>
-      <w:r>
-        <w:t xml:space="preserve"> </w:t>
-      </w:r>
-      <w:r>
-        <w:t xml:space="preserve">заданието.</w:t>
+        <w:t xml:space="preserve">. Тя реализира т. 4.2 от</w:t>
+      </w:r>
+      <w:r>
+        <w:t xml:space="preserve"> </w:t>
+      </w:r>
+      <w:r>
+        <w:t xml:space="preserve">обяснителната записка и т. 5.1 от графичната част на заданието.</w:t>
       </w:r>
     </w:p>
     <w:p>
@@ -11453,7 +11453,7 @@
       <w:r>
         <w:drawing>
           <wp:inline>
-            <wp:extent cx="5334000" cy="4058828"/>
+            <wp:extent cx="5334000" cy="3349255"/>
             <wp:effectExtent b="0" l="0" r="0" t="0"/>
             <wp:docPr descr="Фиг. 2.1" title="" id="49" name="Picture"/>
             <a:graphic>
@@ -11474,7 +11474,7 @@
                   <pic:spPr bwMode="auto">
                     <a:xfrm>
                       <a:off x="0" y="0"/>
-                      <a:ext cx="5334000" cy="4058828"/>
+                      <a:ext cx="5334000" cy="3349255"/>
                     </a:xfrm>
                     <a:prstGeom prst="rect">
                       <a:avLst/>
@@ -11506,11 +11506,47 @@
         <w:pStyle w:val="BodyText"/>
       </w:pPr>
       <w:r>
-        <w:rPr>
-          <w:bCs/>
-          <w:b/>
-        </w:rPr>
-        <w:t xml:space="preserve">Функции на главния възел (Master):</w:t>
+        <w:t xml:space="preserve">Схемата е разделена на четири зони, които отразяват както функционалното, така и</w:t>
+      </w:r>
+      <w:r>
+        <w:t xml:space="preserve"> </w:t>
+      </w:r>
+      <w:r>
+        <w:rPr>
+          <w:bCs/>
+          <w:b/>
+        </w:rPr>
+        <w:t xml:space="preserve">физическото</w:t>
+      </w:r>
+      <w:r>
+        <w:t xml:space="preserve"> </w:t>
+      </w:r>
+      <w:r>
+        <w:t xml:space="preserve">разпределение на апаратурата.</w:t>
+      </w:r>
+    </w:p>
+    <w:p>
+      <w:pPr>
+        <w:pStyle w:val="BodyText"/>
+      </w:pPr>
+      <w:r>
+        <w:rPr>
+          <w:bCs/>
+          <w:b/>
+        </w:rPr>
+        <w:t xml:space="preserve">Главен възел.</w:t>
+      </w:r>
+      <w:r>
+        <w:t xml:space="preserve"> </w:t>
+      </w:r>
+      <w:r>
+        <w:t xml:space="preserve">Реализиран е с модул NodeMCU v3, който обединява четири функционални</w:t>
+      </w:r>
+      <w:r>
+        <w:t xml:space="preserve"> </w:t>
+      </w:r>
+      <w:r>
+        <w:t xml:space="preserve">блока:</w:t>
       </w:r>
     </w:p>
     <w:p>
@@ -11526,19 +11562,19 @@
           <w:bCs/>
           <w:b/>
         </w:rPr>
-        <w:t xml:space="preserve">Мрежови интерфейс</w:t>
-      </w:r>
-      <w:r>
-        <w:t xml:space="preserve"> </w:t>
-      </w:r>
-      <w:r>
-        <w:t xml:space="preserve">– работа в режим на станция (STA) и асоциация към домашната точка</w:t>
-      </w:r>
-      <w:r>
-        <w:t xml:space="preserve"> </w:t>
-      </w:r>
-      <w:r>
-        <w:t xml:space="preserve">за достъп.</w:t>
+        <w:t xml:space="preserve">система в кристал ESP8266EX</w:t>
+      </w:r>
+      <w:r>
+        <w:t xml:space="preserve"> </w:t>
+      </w:r>
+      <w:r>
+        <w:t xml:space="preserve">– процесорно ядро Xtensa LX106 с тактова честота</w:t>
+      </w:r>
+      <w:r>
+        <w:t xml:space="preserve"> </w:t>
+      </w:r>
+      <w:r>
+        <w:t xml:space="preserve">80 MHz и интегриран радиочестотен тракт по IEEE 802.11 b/g/n с вградена антена;</w:t>
       </w:r>
     </w:p>
     <w:p>
@@ -11554,19 +11590,22 @@
           <w:bCs/>
           <w:b/>
         </w:rPr>
-        <w:t xml:space="preserve">Уеб сървър</w:t>
-      </w:r>
-      <w:r>
-        <w:t xml:space="preserve"> </w:t>
-      </w:r>
-      <w:r>
-        <w:t xml:space="preserve">– сервиране на статичното съдържание от файловата система LittleFS и</w:t>
-      </w:r>
-      <w:r>
-        <w:t xml:space="preserve"> </w:t>
-      </w:r>
-      <w:r>
-        <w:t xml:space="preserve">обслужване на асинхронните заявки към RESTful интерфейса.</w:t>
+        <w:t xml:space="preserve">SPI Flash памет с обем 4 MB</w:t>
+      </w:r>
+      <w:r>
+        <w:t xml:space="preserve">, свързана към процесора по интерфейс SPI; в нея се</w:t>
+      </w:r>
+      <w:r>
+        <w:t xml:space="preserve"> </w:t>
+      </w:r>
+      <w:r>
+        <w:t xml:space="preserve">разполагат изпълнимата програма, файловата система LittleFS със съдържанието на уеб</w:t>
+      </w:r>
+      <w:r>
+        <w:t xml:space="preserve"> </w:t>
+      </w:r>
+      <w:r>
+        <w:t xml:space="preserve">интерфейса и секторът на емулираната енергонезависима памет;</w:t>
       </w:r>
     </w:p>
     <w:p>
@@ -11582,19 +11621,16 @@
           <w:bCs/>
           <w:b/>
         </w:rPr>
-        <w:t xml:space="preserve">Конфигуратор по UART</w:t>
-      </w:r>
-      <w:r>
-        <w:t xml:space="preserve"> </w:t>
-      </w:r>
-      <w:r>
-        <w:t xml:space="preserve">– разбор на постъпващите команди и запис на мрежовите параметри</w:t>
-      </w:r>
-      <w:r>
-        <w:t xml:space="preserve"> </w:t>
-      </w:r>
-      <w:r>
-        <w:t xml:space="preserve">в енергонезависимата памет.</w:t>
+        <w:t xml:space="preserve">мост USB–UART (CH340)</w:t>
+      </w:r>
+      <w:r>
+        <w:t xml:space="preserve">, през който персоналният компютър достъпва серийния интерфейс</w:t>
+      </w:r>
+      <w:r>
+        <w:t xml:space="preserve"> </w:t>
+      </w:r>
+      <w:r>
+        <w:t xml:space="preserve">за конфигуриране по т. 5 от заданието;</w:t>
       </w:r>
     </w:p>
     <w:p>
@@ -11610,19 +11646,19 @@
           <w:bCs/>
           <w:b/>
         </w:rPr>
-        <w:t xml:space="preserve">Комуникационен мост</w:t>
-      </w:r>
-      <w:r>
-        <w:t xml:space="preserve"> </w:t>
-      </w:r>
-      <w:r>
-        <w:t xml:space="preserve">– преобразуване на заявките от уеб интерфейса в управляващи</w:t>
-      </w:r>
-      <w:r>
-        <w:t xml:space="preserve"> </w:t>
-      </w:r>
-      <w:r>
-        <w:t xml:space="preserve">пакети по ESP-NOW и обратно.</w:t>
+        <w:t xml:space="preserve">линеен стабилизатор AMS1117</w:t>
+      </w:r>
+      <w:r>
+        <w:t xml:space="preserve"> </w:t>
+      </w:r>
+      <w:r>
+        <w:t xml:space="preserve">с изходно напрежение 3,3 V, захранван от шината VBUS</w:t>
+      </w:r>
+      <w:r>
+        <w:t xml:space="preserve"> </w:t>
+      </w:r>
+      <w:r>
+        <w:t xml:space="preserve">на USB конектора.</w:t>
       </w:r>
     </w:p>
     <w:p>
@@ -11634,95 +11670,165 @@
           <w:bCs/>
           <w:b/>
         </w:rPr>
-        <w:t xml:space="preserve">Функции на подчинения възел (Slave):</w:t>
-      </w:r>
-    </w:p>
-    <w:p>
-      <w:pPr>
-        <w:numPr>
-          <w:ilvl w:val="0"/>
-          <w:numId w:val="1009"/>
-        </w:numPr>
-        <w:pStyle w:val="Compact"/>
-      </w:pPr>
-      <w:r>
-        <w:rPr>
-          <w:bCs/>
-          <w:b/>
-        </w:rPr>
-        <w:t xml:space="preserve">Изпълнителни изходи</w:t>
-      </w:r>
-      <w:r>
-        <w:t xml:space="preserve"> </w:t>
-      </w:r>
-      <w:r>
-        <w:t xml:space="preserve">– управление на четирите драйверни стъпала.</w:t>
-      </w:r>
-    </w:p>
-    <w:p>
-      <w:pPr>
-        <w:numPr>
-          <w:ilvl w:val="0"/>
-          <w:numId w:val="1009"/>
-        </w:numPr>
-        <w:pStyle w:val="Compact"/>
-      </w:pPr>
-      <w:r>
-        <w:rPr>
-          <w:bCs/>
-          <w:b/>
-        </w:rPr>
-        <w:t xml:space="preserve">Измервателен вход</w:t>
-      </w:r>
-      <w:r>
-        <w:t xml:space="preserve"> </w:t>
-      </w:r>
-      <w:r>
-        <w:t xml:space="preserve">– четене на датчика DS18B20 по интерфейс 1-Wire.</w:t>
-      </w:r>
-    </w:p>
-    <w:p>
-      <w:pPr>
-        <w:numPr>
-          <w:ilvl w:val="0"/>
-          <w:numId w:val="1009"/>
-        </w:numPr>
-        <w:pStyle w:val="Compact"/>
-      </w:pPr>
-      <w:r>
-        <w:rPr>
-          <w:bCs/>
-          <w:b/>
-        </w:rPr>
-        <w:t xml:space="preserve">Входове за ръчно управление</w:t>
-      </w:r>
-      <w:r>
-        <w:t xml:space="preserve"> </w:t>
-      </w:r>
-      <w:r>
-        <w:t xml:space="preserve">– обработка на двата бутона.</w:t>
-      </w:r>
-    </w:p>
-    <w:p>
-      <w:pPr>
-        <w:numPr>
-          <w:ilvl w:val="0"/>
-          <w:numId w:val="1009"/>
-        </w:numPr>
-        <w:pStyle w:val="Compact"/>
-      </w:pPr>
-      <w:r>
-        <w:rPr>
-          <w:bCs/>
-          <w:b/>
-        </w:rPr>
-        <w:t xml:space="preserve">Телеметрия</w:t>
-      </w:r>
-      <w:r>
-        <w:t xml:space="preserve"> </w:t>
-      </w:r>
-      <w:r>
-        <w:t xml:space="preserve">– периодично изпращане на състоянието към главния възел.</w:t>
+        <w:t xml:space="preserve">Подчинен възел.</w:t>
+      </w:r>
+      <w:r>
+        <w:t xml:space="preserve"> </w:t>
+      </w:r>
+      <w:r>
+        <w:t xml:space="preserve">Използва същия модул, но без мрежов стек към точката за достъп и без</w:t>
+      </w:r>
+      <w:r>
+        <w:t xml:space="preserve"> </w:t>
+      </w:r>
+      <w:r>
+        <w:t xml:space="preserve">файлова система – в SPI Flash паметта се разполагат само програмата и емулираната</w:t>
+      </w:r>
+      <w:r>
+        <w:t xml:space="preserve"> </w:t>
+      </w:r>
+      <w:r>
+        <w:t xml:space="preserve">енергонезависима памет. Към изводите му са свързани четирите драйверни стъпала, датчикът</w:t>
+      </w:r>
+      <w:r>
+        <w:t xml:space="preserve"> </w:t>
+      </w:r>
+      <w:r>
+        <w:t xml:space="preserve">DS18B20 и двата бутона с RC филтри.</w:t>
+      </w:r>
+    </w:p>
+    <w:p>
+      <w:pPr>
+        <w:pStyle w:val="BodyText"/>
+      </w:pPr>
+      <w:r>
+        <w:rPr>
+          <w:bCs/>
+          <w:b/>
+        </w:rPr>
+        <w:t xml:space="preserve">Външни устройства.</w:t>
+      </w:r>
+      <w:r>
+        <w:t xml:space="preserve"> </w:t>
+      </w:r>
+      <w:r>
+        <w:t xml:space="preserve">Смартфонът или лаптопът на потребителя, домашната точка за достъп и</w:t>
+      </w:r>
+      <w:r>
+        <w:t xml:space="preserve"> </w:t>
+      </w:r>
+      <w:r>
+        <w:t xml:space="preserve">персоналният компютър не са част от проектираната система. Те са показани, за да се</w:t>
+      </w:r>
+      <w:r>
+        <w:t xml:space="preserve"> </w:t>
+      </w:r>
+      <w:r>
+        <w:t xml:space="preserve">отразят границите ѝ и видът на всяка връзка: радиовръзка по IEEE 802.11 към точката за</w:t>
+      </w:r>
+      <w:r>
+        <w:t xml:space="preserve"> </w:t>
+      </w:r>
+      <w:r>
+        <w:t xml:space="preserve">достъп и кабелна връзка по USB към компютъра.</w:t>
+      </w:r>
+    </w:p>
+    <w:p>
+      <w:pPr>
+        <w:pStyle w:val="BodyText"/>
+      </w:pPr>
+      <w:r>
+        <w:rPr>
+          <w:bCs/>
+          <w:b/>
+        </w:rPr>
+        <w:t xml:space="preserve">Силова част.</w:t>
+      </w:r>
+      <w:r>
+        <w:t xml:space="preserve"> </w:t>
+      </w:r>
+      <w:r>
+        <w:t xml:space="preserve">Мрежата ~230 V, захранващият блок AC/DC и контактите на релетата</w:t>
+      </w:r>
+      <w:r>
+        <w:t xml:space="preserve"> </w:t>
+      </w:r>
+      <w:r>
+        <w:t xml:space="preserve">образуват силовата част, отделена с пунктирна рамка. Съществени за безопасността са</w:t>
+      </w:r>
+      <w:r>
+        <w:t xml:space="preserve"> </w:t>
+      </w:r>
+      <w:r>
+        <w:rPr>
+          <w:bCs/>
+          <w:b/>
+        </w:rPr>
+        <w:t xml:space="preserve">две граници на галванично разделяне</w:t>
+      </w:r>
+      <w:r>
+        <w:t xml:space="preserve">: захранващият блок разделя управляващата част от</w:t>
+      </w:r>
+      <w:r>
+        <w:t xml:space="preserve"> </w:t>
+      </w:r>
+      <w:r>
+        <w:t xml:space="preserve">мрежата по захранване, а релетата – по управлявани вериги, като връзката между бобината и</w:t>
+      </w:r>
+      <w:r>
+        <w:t xml:space="preserve"> </w:t>
+      </w:r>
+      <w:r>
+        <w:t xml:space="preserve">контактите е</w:t>
+      </w:r>
+      <w:r>
+        <w:t xml:space="preserve"> </w:t>
+      </w:r>
+      <w:r>
+        <w:rPr>
+          <w:bCs/>
+          <w:b/>
+        </w:rPr>
+        <w:t xml:space="preserve">механична</w:t>
+      </w:r>
+      <w:r>
+        <w:t xml:space="preserve">, а не електрическа.</w:t>
+      </w:r>
+    </w:p>
+    <w:p>
+      <w:pPr>
+        <w:pStyle w:val="BlockText"/>
+      </w:pPr>
+      <w:r>
+        <w:rPr>
+          <w:bCs/>
+          <w:b/>
+        </w:rPr>
+        <w:t xml:space="preserve">Разлика между емулираната и физическата памет.</w:t>
+      </w:r>
+      <w:r>
+        <w:t xml:space="preserve"> </w:t>
+      </w:r>
+      <w:r>
+        <w:t xml:space="preserve">Блокът „EEPROM” не е отделна схема.</w:t>
+      </w:r>
+      <w:r>
+        <w:t xml:space="preserve"> </w:t>
+      </w:r>
+      <w:r>
+        <w:t xml:space="preserve">ESP8266 не разполага с физическа енергонезависима памет от този тип – тя се емулира в</w:t>
+      </w:r>
+      <w:r>
+        <w:t xml:space="preserve"> </w:t>
+      </w:r>
+      <w:r>
+        <w:t xml:space="preserve">сектор от SPI Flash паметта (т. 3.2.1). Затова на блоковата схема паметта е показана</w:t>
+      </w:r>
+      <w:r>
+        <w:t xml:space="preserve"> </w:t>
+      </w:r>
+      <w:r>
+        <w:t xml:space="preserve">като част от SPI Flash, а не като самостоятелен блок.</w:t>
       </w:r>
     </w:p>
     <w:p>
@@ -11730,46 +11836,121 @@
         <w:pStyle w:val="FirstParagraph"/>
       </w:pPr>
       <w:r>
-        <w:t xml:space="preserve">Съществено за разбирането на схемата е, че</w:t>
-      </w:r>
-      <w:r>
-        <w:t xml:space="preserve"> </w:t>
-      </w:r>
-      <w:r>
-        <w:rPr>
-          <w:bCs/>
-          <w:b/>
-        </w:rPr>
-        <w:t xml:space="preserve">потокът на управление е двупосочен, но</w:t>
-      </w:r>
-      <w:r>
-        <w:rPr>
-          <w:bCs/>
-          <w:b/>
-        </w:rPr>
-        <w:t xml:space="preserve"> </w:t>
-      </w:r>
-      <w:r>
-        <w:rPr>
-          <w:bCs/>
-          <w:b/>
-        </w:rPr>
-        <w:t xml:space="preserve">асиметричен</w:t>
-      </w:r>
-      <w:r>
-        <w:t xml:space="preserve">: командите се движат от потребителя към изпълнителния възел през две различни</w:t>
-      </w:r>
-      <w:r>
-        <w:t xml:space="preserve"> </w:t>
-      </w:r>
-      <w:r>
-        <w:t xml:space="preserve">физически среди (IEEE 802.11 и ESP-NOW), докато телеметрията се връща само по ESP-NOW. Това</w:t>
-      </w:r>
-      <w:r>
-        <w:t xml:space="preserve"> </w:t>
-      </w:r>
-      <w:r>
-        <w:t xml:space="preserve">разделение беше обосновано в т. 1.1.6.</w:t>
+        <w:rPr>
+          <w:bCs/>
+          <w:b/>
+        </w:rPr>
+        <w:t xml:space="preserve">Физическо разделяне и захранване на възлите.</w:t>
+      </w:r>
+      <w:r>
+        <w:t xml:space="preserve"> </w:t>
+      </w:r>
+      <w:r>
+        <w:t xml:space="preserve">Тъй като обменът между възлите е</w:t>
+      </w:r>
+      <w:r>
+        <w:t xml:space="preserve"> </w:t>
+      </w:r>
+      <w:r>
+        <w:t xml:space="preserve">безжичен, те</w:t>
+      </w:r>
+      <w:r>
+        <w:t xml:space="preserve"> </w:t>
+      </w:r>
+      <w:r>
+        <w:rPr>
+          <w:bCs/>
+          <w:b/>
+        </w:rPr>
+        <w:t xml:space="preserve">се монтират на различни места</w:t>
+      </w:r>
+      <w:r>
+        <w:t xml:space="preserve">: главният – в близост до домашната точка</w:t>
+      </w:r>
+      <w:r>
+        <w:t xml:space="preserve"> </w:t>
+      </w:r>
+      <w:r>
+        <w:t xml:space="preserve">за достъп, подчиненият – в близост до управляваните товари. Следователно двата възела</w:t>
+      </w:r>
+      <w:r>
+        <w:t xml:space="preserve"> </w:t>
+      </w:r>
+      <w:r>
+        <w:rPr>
+          <w:bCs/>
+          <w:b/>
+        </w:rPr>
+        <w:t xml:space="preserve">не могат да използват обща захранваща шина</w:t>
+      </w:r>
+      <w:r>
+        <w:t xml:space="preserve"> </w:t>
+      </w:r>
+      <w:r>
+        <w:t xml:space="preserve">и се захранват независимо. Главният възел</w:t>
+      </w:r>
+      <w:r>
+        <w:t xml:space="preserve"> </w:t>
+      </w:r>
+      <w:r>
+        <w:t xml:space="preserve">консумира до 170 mA и се захранва по USB от стандартен адаптер 5 V. Подчиненият възел</w:t>
+      </w:r>
+      <w:r>
+        <w:t xml:space="preserve"> </w:t>
+      </w:r>
+      <w:r>
+        <w:t xml:space="preserve">консумира до 489 mA (т. 2.7) и се захранва от собствен захранващ блок AC/DC, който</w:t>
+      </w:r>
+      <w:r>
+        <w:t xml:space="preserve"> </w:t>
+      </w:r>
+      <w:r>
+        <w:t xml:space="preserve">захранва едновременно логическата част (през стабилизатора) и релейните бобини</w:t>
+      </w:r>
+      <w:r>
+        <w:t xml:space="preserve"> </w:t>
+      </w:r>
+      <w:r>
+        <w:t xml:space="preserve">(непосредствено от шината +5 V).</w:t>
+      </w:r>
+    </w:p>
+    <w:p>
+      <w:pPr>
+        <w:pStyle w:val="BodyText"/>
+      </w:pPr>
+      <w:r>
+        <w:t xml:space="preserve">Потокът на управление е</w:t>
+      </w:r>
+      <w:r>
+        <w:t xml:space="preserve"> </w:t>
+      </w:r>
+      <w:r>
+        <w:rPr>
+          <w:bCs/>
+          <w:b/>
+        </w:rPr>
+        <w:t xml:space="preserve">двупосочен, но асиметричен</w:t>
+      </w:r>
+      <w:r>
+        <w:t xml:space="preserve">: командите преминават от</w:t>
+      </w:r>
+      <w:r>
+        <w:t xml:space="preserve"> </w:t>
+      </w:r>
+      <w:r>
+        <w:t xml:space="preserve">потребителя до изпълнителния възел през две различни физически среди (IEEE 802.11 и</w:t>
+      </w:r>
+      <w:r>
+        <w:t xml:space="preserve"> </w:t>
+      </w:r>
+      <w:r>
+        <w:t xml:space="preserve">ESP-NOW), докато телеметрията се връща само по ESP-NOW. Това разделение беше обосновано в</w:t>
+      </w:r>
+      <w:r>
+        <w:t xml:space="preserve"> </w:t>
+      </w:r>
+      <w:r>
+        <w:t xml:space="preserve">т. 1.1.6.</w:t>
       </w:r>
     </w:p>
     <w:p>
@@ -12589,7 +12770,7 @@
       <w:pPr>
         <w:numPr>
           <w:ilvl w:val="0"/>
-          <w:numId w:val="1010"/>
+          <w:numId w:val="1009"/>
         </w:numPr>
         <w:pStyle w:val="Compact"/>
       </w:pPr>
@@ -12633,7 +12814,7 @@
       <w:pPr>
         <w:numPr>
           <w:ilvl w:val="0"/>
-          <w:numId w:val="1010"/>
+          <w:numId w:val="1009"/>
         </w:numPr>
         <w:pStyle w:val="Compact"/>
       </w:pPr>
@@ -19797,7 +19978,7 @@
       <w:pPr>
         <w:numPr>
           <w:ilvl w:val="0"/>
-          <w:numId w:val="1011"/>
+          <w:numId w:val="1010"/>
         </w:numPr>
         <w:pStyle w:val="Compact"/>
       </w:pPr>
@@ -19825,7 +20006,7 @@
       <w:pPr>
         <w:numPr>
           <w:ilvl w:val="0"/>
-          <w:numId w:val="1011"/>
+          <w:numId w:val="1010"/>
         </w:numPr>
         <w:pStyle w:val="Compact"/>
       </w:pPr>
@@ -20986,7 +21167,7 @@
       <w:pPr>
         <w:numPr>
           <w:ilvl w:val="0"/>
-          <w:numId w:val="1012"/>
+          <w:numId w:val="1011"/>
         </w:numPr>
         <w:pStyle w:val="Compact"/>
       </w:pPr>
@@ -21021,6 +21202,161 @@
       </w:r>
       <w:r>
         <w:t xml:space="preserve">четирите идентични драйверни канала;</w:t>
+      </w:r>
+    </w:p>
+    <w:p>
+      <w:pPr>
+        <w:numPr>
+          <w:ilvl w:val="0"/>
+          <w:numId w:val="1011"/>
+        </w:numPr>
+        <w:pStyle w:val="Compact"/>
+      </w:pPr>
+      <w:r>
+        <w:rPr>
+          <w:bCs/>
+          <w:b/>
+        </w:rPr>
+        <w:t xml:space="preserve">панел б)</w:t>
+      </w:r>
+      <w:r>
+        <w:t xml:space="preserve"> </w:t>
+      </w:r>
+      <w:r>
+        <w:t xml:space="preserve">– входната част, захранвана от шината</w:t>
+      </w:r>
+      <w:r>
+        <w:t xml:space="preserve"> </w:t>
+      </w:r>
+      <w:r>
+        <w:rPr>
+          <w:bCs/>
+          <w:b/>
+        </w:rPr>
+        <w:t xml:space="preserve">+3,3 V</w:t>
+      </w:r>
+      <w:r>
+        <w:t xml:space="preserve">, която обхваща измервателния</w:t>
+      </w:r>
+      <w:r>
+        <w:t xml:space="preserve"> </w:t>
+      </w:r>
+      <w:r>
+        <w:t xml:space="preserve">канал и двата органа за ръчно управление.</w:t>
+      </w:r>
+    </w:p>
+    <w:p>
+      <w:pPr>
+        <w:pStyle w:val="FirstParagraph"/>
+      </w:pPr>
+      <w:r>
+        <w:t xml:space="preserve">Връзките между изводите на микроконтролера и отделните стъпала са означени чрез</w:t>
+      </w:r>
+      <w:r>
+        <w:t xml:space="preserve"> </w:t>
+      </w:r>
+      <w:r>
+        <w:rPr>
+          <w:bCs/>
+          <w:b/>
+        </w:rPr>
+        <w:t xml:space="preserve">означения на веригите</w:t>
+      </w:r>
+      <w:r>
+        <w:t xml:space="preserve"> </w:t>
+      </w:r>
+      <w:r>
+        <w:t xml:space="preserve">(D1, D2, D5, D6, D7, D3, D0) вместо чрез начертани проводници.</w:t>
+      </w:r>
+      <w:r>
+        <w:t xml:space="preserve"> </w:t>
+      </w:r>
+      <w:r>
+        <w:t xml:space="preserve">Този начин на представяне е възприет, за да се избегнат пресичания на линиите и следва</w:t>
+      </w:r>
+      <w:r>
+        <w:t xml:space="preserve"> </w:t>
+      </w:r>
+      <w:r>
+        <w:t xml:space="preserve">приетата практика при оформяне на принципни схеми.</w:t>
+      </w:r>
+    </w:p>
+    <w:p>
+      <w:pPr>
+        <w:pStyle w:val="BodyText"/>
+      </w:pPr>
+      <w:r>
+        <w:t xml:space="preserve">Съществено е разделянето на</w:t>
+      </w:r>
+      <w:r>
+        <w:t xml:space="preserve"> </w:t>
+      </w:r>
+      <w:r>
+        <w:rPr>
+          <w:bCs/>
+          <w:b/>
+        </w:rPr>
+        <w:t xml:space="preserve">двете захранващи шини</w:t>
+      </w:r>
+      <w:r>
+        <w:t xml:space="preserve">. Релейните бобини се захранват</w:t>
+      </w:r>
+      <w:r>
+        <w:t xml:space="preserve"> </w:t>
+      </w:r>
+      <w:r>
+        <w:t xml:space="preserve">непосредствено от +5 V, без да преминават през стабилизатора на модула, докато входните</w:t>
+      </w:r>
+      <w:r>
+        <w:t xml:space="preserve"> </w:t>
+      </w:r>
+      <w:r>
+        <w:t xml:space="preserve">вериги използват стабилизираното напрежение +3,3 V. Така импулсните токове при задействане</w:t>
+      </w:r>
+      <w:r>
+        <w:t xml:space="preserve"> </w:t>
+      </w:r>
+      <w:r>
+        <w:t xml:space="preserve">на релетата (до 285 mA)</w:t>
+      </w:r>
+      <w:r>
+        <w:t xml:space="preserve"> </w:t>
+      </w:r>
+      <w:r>
+        <w:rPr>
+          <w:bCs/>
+          <w:b/>
+        </w:rPr>
+        <w:t xml:space="preserve">не натоварват линейния стабилизатор</w:t>
+      </w:r>
+      <w:r>
+        <w:t xml:space="preserve"> </w:t>
+      </w:r>
+      <w:r>
+        <w:t xml:space="preserve">и не предизвикват пропадания</w:t>
+      </w:r>
+      <w:r>
+        <w:t xml:space="preserve"> </w:t>
+      </w:r>
+      <w:r>
+        <w:t xml:space="preserve">на напрежението, върху което работи логическата част.</w:t>
+      </w:r>
+    </w:p>
+    <w:p>
+      <w:r>
+        <w:pict>
+          <v:rect style="width:0;height:1.5pt" o:hralign="center" o:hrstd="t" o:hr="t"/>
+        </w:pict>
+      </w:r>
+    </w:p>
+    <w:bookmarkEnd w:id="83"/>
+    <w:bookmarkStart w:id="84" w:name="изводи-по-глава-2"/>
+    <w:p>
+      <w:pPr>
+        <w:pStyle w:val="Heading2"/>
+      </w:pPr>
+      <w:r>
+        <w:t xml:space="preserve">2.10. Изводи по Глава 2</w:t>
       </w:r>
     </w:p>
     <w:p>
@@ -21032,207 +21368,52 @@
         <w:pStyle w:val="Compact"/>
       </w:pPr>
       <w:r>
-        <w:rPr>
-          <w:bCs/>
-          <w:b/>
-        </w:rPr>
-        <w:t xml:space="preserve">панел б)</w:t>
-      </w:r>
-      <w:r>
-        <w:t xml:space="preserve"> </w:t>
-      </w:r>
-      <w:r>
-        <w:t xml:space="preserve">– входната част, захранвана от шината</w:t>
-      </w:r>
-      <w:r>
-        <w:t xml:space="preserve"> </w:t>
-      </w:r>
-      <w:r>
-        <w:rPr>
-          <w:bCs/>
-          <w:b/>
-        </w:rPr>
-        <w:t xml:space="preserve">+3,3 V</w:t>
-      </w:r>
-      <w:r>
-        <w:t xml:space="preserve">, която обхваща измервателния</w:t>
-      </w:r>
-      <w:r>
-        <w:t xml:space="preserve"> </w:t>
-      </w:r>
-      <w:r>
-        <w:t xml:space="preserve">канал и двата органа за ръчно управление.</w:t>
-      </w:r>
-    </w:p>
-    <w:p>
-      <w:pPr>
-        <w:pStyle w:val="FirstParagraph"/>
-      </w:pPr>
-      <w:r>
-        <w:t xml:space="preserve">Връзките между изводите на микроконтролера и отделните стъпала са означени чрез</w:t>
-      </w:r>
-      <w:r>
-        <w:t xml:space="preserve"> </w:t>
-      </w:r>
-      <w:r>
-        <w:rPr>
-          <w:bCs/>
-          <w:b/>
-        </w:rPr>
-        <w:t xml:space="preserve">означения на веригите</w:t>
-      </w:r>
-      <w:r>
-        <w:t xml:space="preserve"> </w:t>
-      </w:r>
-      <w:r>
-        <w:t xml:space="preserve">(D1, D2, D5, D6, D7, D3, D0) вместо чрез начертани проводници.</w:t>
-      </w:r>
-      <w:r>
-        <w:t xml:space="preserve"> </w:t>
-      </w:r>
-      <w:r>
-        <w:t xml:space="preserve">Този начин на представяне е възприет, за да се избегнат пресичания на линиите и следва</w:t>
-      </w:r>
-      <w:r>
-        <w:t xml:space="preserve"> </w:t>
-      </w:r>
-      <w:r>
-        <w:t xml:space="preserve">приетата практика при оформяне на принципни схеми.</w:t>
-      </w:r>
-    </w:p>
-    <w:p>
-      <w:pPr>
-        <w:pStyle w:val="BodyText"/>
-      </w:pPr>
-      <w:r>
-        <w:t xml:space="preserve">Съществено е разделянето на</w:t>
-      </w:r>
-      <w:r>
-        <w:t xml:space="preserve"> </w:t>
-      </w:r>
-      <w:r>
-        <w:rPr>
-          <w:bCs/>
-          <w:b/>
-        </w:rPr>
-        <w:t xml:space="preserve">двете захранващи шини</w:t>
-      </w:r>
-      <w:r>
-        <w:t xml:space="preserve">. Релейните бобини се захранват</w:t>
-      </w:r>
-      <w:r>
-        <w:t xml:space="preserve"> </w:t>
-      </w:r>
-      <w:r>
-        <w:t xml:space="preserve">непосредствено от +5 V, без да преминават през стабилизатора на модула, докато входните</w:t>
-      </w:r>
-      <w:r>
-        <w:t xml:space="preserve"> </w:t>
-      </w:r>
-      <w:r>
-        <w:t xml:space="preserve">вериги използват стабилизираното напрежение +3,3 V. Така импулсните токове при задействане</w:t>
-      </w:r>
-      <w:r>
-        <w:t xml:space="preserve"> </w:t>
-      </w:r>
-      <w:r>
-        <w:t xml:space="preserve">на релетата (до 285 mA)</w:t>
-      </w:r>
-      <w:r>
-        <w:t xml:space="preserve"> </w:t>
-      </w:r>
-      <w:r>
-        <w:rPr>
-          <w:bCs/>
-          <w:b/>
-        </w:rPr>
-        <w:t xml:space="preserve">не натоварват линейния стабилизатор</w:t>
-      </w:r>
-      <w:r>
-        <w:t xml:space="preserve"> </w:t>
-      </w:r>
-      <w:r>
-        <w:t xml:space="preserve">и не предизвикват пропадания</w:t>
-      </w:r>
-      <w:r>
-        <w:t xml:space="preserve"> </w:t>
-      </w:r>
-      <w:r>
-        <w:t xml:space="preserve">на напрежението, върху което работи логическата част.</w:t>
-      </w:r>
-    </w:p>
-    <w:p>
-      <w:r>
-        <w:pict>
-          <v:rect style="width:0;height:1.5pt" o:hralign="center" o:hrstd="t" o:hr="t"/>
-        </w:pict>
-      </w:r>
-    </w:p>
-    <w:bookmarkEnd w:id="83"/>
-    <w:bookmarkStart w:id="84" w:name="изводи-по-глава-2"/>
-    <w:p>
-      <w:pPr>
-        <w:pStyle w:val="Heading2"/>
-      </w:pPr>
-      <w:r>
-        <w:t xml:space="preserve">2.10. Изводи по Глава 2</w:t>
+        <w:t xml:space="preserve">Разработени са</w:t>
+      </w:r>
+      <w:r>
+        <w:t xml:space="preserve"> </w:t>
+      </w:r>
+      <w:r>
+        <w:rPr>
+          <w:bCs/>
+          <w:b/>
+        </w:rPr>
+        <w:t xml:space="preserve">блокова схема на хардуера</w:t>
+      </w:r>
+      <w:r>
+        <w:t xml:space="preserve"> </w:t>
+      </w:r>
+      <w:r>
+        <w:t xml:space="preserve">(Фиг. 2.1) и</w:t>
+      </w:r>
+      <w:r>
+        <w:t xml:space="preserve"> </w:t>
+      </w:r>
+      <w:r>
+        <w:rPr>
+          <w:bCs/>
+          <w:b/>
+        </w:rPr>
+        <w:t xml:space="preserve">обобщена принципна схема</w:t>
+      </w:r>
+      <w:r>
+        <w:t xml:space="preserve"> </w:t>
+      </w:r>
+      <w:r>
+        <w:t xml:space="preserve">(Фиг. 2.5), като блоковата схема отразява физическото разделяне на възлите, независимото</w:t>
+      </w:r>
+      <w:r>
+        <w:t xml:space="preserve"> </w:t>
+      </w:r>
+      <w:r>
+        <w:t xml:space="preserve">им захранване и двете граници на галванично разделяне от мрежата ~230 V.</w:t>
       </w:r>
     </w:p>
     <w:p>
       <w:pPr>
         <w:numPr>
           <w:ilvl w:val="0"/>
-          <w:numId w:val="1013"/>
-        </w:numPr>
-        <w:pStyle w:val="Compact"/>
-      </w:pPr>
-      <w:r>
-        <w:t xml:space="preserve">Разработени са</w:t>
-      </w:r>
-      <w:r>
-        <w:t xml:space="preserve"> </w:t>
-      </w:r>
-      <w:r>
-        <w:rPr>
-          <w:bCs/>
-          <w:b/>
-        </w:rPr>
-        <w:t xml:space="preserve">блокова схема</w:t>
-      </w:r>
-      <w:r>
-        <w:t xml:space="preserve"> </w:t>
-      </w:r>
-      <w:r>
-        <w:t xml:space="preserve">(Фиг. 2.1) и</w:t>
-      </w:r>
-      <w:r>
-        <w:t xml:space="preserve"> </w:t>
-      </w:r>
-      <w:r>
-        <w:rPr>
-          <w:bCs/>
-          <w:b/>
-        </w:rPr>
-        <w:t xml:space="preserve">обобщена принципна схема</w:t>
-      </w:r>
-      <w:r>
-        <w:t xml:space="preserve"> </w:t>
-      </w:r>
-      <w:r>
-        <w:t xml:space="preserve">(Фиг. 2.5) на</w:t>
-      </w:r>
-      <w:r>
-        <w:t xml:space="preserve"> </w:t>
-      </w:r>
-      <w:r>
-        <w:t xml:space="preserve">двувъзлова система с асиметричен поток на управление през две физически среди.</w:t>
-      </w:r>
-    </w:p>
-    <w:p>
-      <w:pPr>
-        <w:numPr>
-          <w:ilvl w:val="0"/>
-          <w:numId w:val="1013"/>
+          <w:numId w:val="1012"/>
         </w:numPr>
         <w:pStyle w:val="Compact"/>
       </w:pPr>
@@ -21339,7 +21520,7 @@
       <w:pPr>
         <w:numPr>
           <w:ilvl w:val="0"/>
-          <w:numId w:val="1013"/>
+          <w:numId w:val="1012"/>
         </w:numPr>
         <w:pStyle w:val="Compact"/>
       </w:pPr>
@@ -21373,7 +21554,7 @@
       <w:pPr>
         <w:numPr>
           <w:ilvl w:val="0"/>
-          <w:numId w:val="1013"/>
+          <w:numId w:val="1012"/>
         </w:numPr>
         <w:pStyle w:val="Compact"/>
       </w:pPr>
@@ -21410,7 +21591,7 @@
       <w:pPr>
         <w:numPr>
           <w:ilvl w:val="0"/>
-          <w:numId w:val="1013"/>
+          <w:numId w:val="1012"/>
         </w:numPr>
         <w:pStyle w:val="Compact"/>
       </w:pPr>
@@ -21480,7 +21661,7 @@
       <w:pPr>
         <w:numPr>
           <w:ilvl w:val="0"/>
-          <w:numId w:val="1013"/>
+          <w:numId w:val="1012"/>
         </w:numPr>
         <w:pStyle w:val="Compact"/>
       </w:pPr>
@@ -21514,7 +21695,7 @@
       <w:pPr>
         <w:numPr>
           <w:ilvl w:val="0"/>
-          <w:numId w:val="1013"/>
+          <w:numId w:val="1012"/>
         </w:numPr>
         <w:pStyle w:val="Compact"/>
       </w:pPr>
@@ -41446,7 +41627,7 @@
       <w:pPr>
         <w:numPr>
           <w:ilvl w:val="0"/>
-          <w:numId w:val="1014"/>
+          <w:numId w:val="1013"/>
         </w:numPr>
         <w:pStyle w:val="Compact"/>
       </w:pPr>
@@ -41496,7 +41677,7 @@
       <w:pPr>
         <w:numPr>
           <w:ilvl w:val="0"/>
-          <w:numId w:val="1014"/>
+          <w:numId w:val="1013"/>
         </w:numPr>
         <w:pStyle w:val="Compact"/>
       </w:pPr>
@@ -41591,7 +41772,7 @@
       <w:pPr>
         <w:numPr>
           <w:ilvl w:val="0"/>
-          <w:numId w:val="1014"/>
+          <w:numId w:val="1013"/>
         </w:numPr>
         <w:pStyle w:val="Compact"/>
       </w:pPr>
@@ -41640,6 +41821,353 @@
       </w:r>
       <w:r>
         <w:t xml:space="preserve">, CRC-32) и проверка на размера на етапа на компилиране.</w:t>
+      </w:r>
+    </w:p>
+    <w:p>
+      <w:pPr>
+        <w:numPr>
+          <w:ilvl w:val="0"/>
+          <w:numId w:val="1013"/>
+        </w:numPr>
+        <w:pStyle w:val="Compact"/>
+      </w:pPr>
+      <w:r>
+        <w:t xml:space="preserve">Реализиран е</w:t>
+      </w:r>
+      <w:r>
+        <w:t xml:space="preserve"> </w:t>
+      </w:r>
+      <w:r>
+        <w:rPr>
+          <w:bCs/>
+          <w:b/>
+        </w:rPr>
+        <w:t xml:space="preserve">алгоритъм за конфигуриране по UART</w:t>
+      </w:r>
+      <w:r>
+        <w:t xml:space="preserve"> </w:t>
+      </w:r>
+      <w:r>
+        <w:t xml:space="preserve">с команди</w:t>
+      </w:r>
+      <w:r>
+        <w:t xml:space="preserve"> </w:t>
+      </w:r>
+      <w:r>
+        <w:rPr>
+          <w:rStyle w:val="VerbatimChar"/>
+        </w:rPr>
+        <w:t xml:space="preserve">SSID=</w:t>
+      </w:r>
+      <w:r>
+        <w:t xml:space="preserve"> </w:t>
+      </w:r>
+      <w:r>
+        <w:t xml:space="preserve">и</w:t>
+      </w:r>
+      <w:r>
+        <w:t xml:space="preserve"> </w:t>
+      </w:r>
+      <w:r>
+        <w:rPr>
+          <w:rStyle w:val="VerbatimChar"/>
+        </w:rPr>
+        <w:t xml:space="preserve">PASS=</w:t>
+      </w:r>
+      <w:r>
+        <w:t xml:space="preserve">, който</w:t>
+      </w:r>
+      <w:r>
+        <w:t xml:space="preserve"> </w:t>
+      </w:r>
+      <w:r>
+        <w:t xml:space="preserve">премахва твърдо кодираните мрежови данни съгласно т. 5 от заданието.</w:t>
+      </w:r>
+    </w:p>
+    <w:p>
+      <w:pPr>
+        <w:numPr>
+          <w:ilvl w:val="0"/>
+          <w:numId w:val="1013"/>
+        </w:numPr>
+        <w:pStyle w:val="Compact"/>
+      </w:pPr>
+      <w:r>
+        <w:t xml:space="preserve">Реализиран е</w:t>
+      </w:r>
+      <w:r>
+        <w:t xml:space="preserve"> </w:t>
+      </w:r>
+      <w:r>
+        <w:rPr>
+          <w:bCs/>
+          <w:b/>
+        </w:rPr>
+        <w:t xml:space="preserve">тристъпков автомат за опашката от команди</w:t>
+      </w:r>
+      <w:r>
+        <w:t xml:space="preserve">, чийто интервал от 250 ms</w:t>
+      </w:r>
+      <w:r>
+        <w:t xml:space="preserve"> </w:t>
+      </w:r>
+      <w:r>
+        <w:t xml:space="preserve">произтича пряко от хардуерното ограничение по сумарен ток от т. 2.4.6.</w:t>
+      </w:r>
+    </w:p>
+    <w:p>
+      <w:pPr>
+        <w:numPr>
+          <w:ilvl w:val="0"/>
+          <w:numId w:val="1013"/>
+        </w:numPr>
+        <w:pStyle w:val="Compact"/>
+      </w:pPr>
+      <w:r>
+        <w:t xml:space="preserve">Реализиран е</w:t>
+      </w:r>
+      <w:r>
+        <w:t xml:space="preserve"> </w:t>
+      </w:r>
+      <w:r>
+        <w:rPr>
+          <w:bCs/>
+          <w:b/>
+        </w:rPr>
+        <w:t xml:space="preserve">уеб сървър с LittleFS</w:t>
+      </w:r>
+      <w:r>
+        <w:t xml:space="preserve"> </w:t>
+      </w:r>
+      <w:r>
+        <w:t xml:space="preserve">и RESTful интерфейс с асинхронни заявки от</w:t>
+      </w:r>
+      <w:r>
+        <w:t xml:space="preserve"> </w:t>
+      </w:r>
+      <w:r>
+        <w:t xml:space="preserve">страна на клиента чрез Fetch API; използването на</w:t>
+      </w:r>
+      <w:r>
+        <w:t xml:space="preserve"> </w:t>
+      </w:r>
+      <w:r>
+        <w:rPr>
+          <w:rStyle w:val="VerbatimChar"/>
+        </w:rPr>
+        <w:t xml:space="preserve">snprintf</w:t>
+      </w:r>
+      <w:r>
+        <w:t xml:space="preserve"> </w:t>
+      </w:r>
+      <w:r>
+        <w:t xml:space="preserve">вместо конкатенация на</w:t>
+      </w:r>
+      <w:r>
+        <w:t xml:space="preserve"> </w:t>
+      </w:r>
+      <w:r>
+        <w:rPr>
+          <w:rStyle w:val="VerbatimChar"/>
+        </w:rPr>
+        <w:t xml:space="preserve">String</w:t>
+      </w:r>
+      <w:r>
+        <w:t xml:space="preserve"> </w:t>
+      </w:r>
+      <w:r>
+        <w:t xml:space="preserve">изключва фрагментацията на динамичната памет.</w:t>
+      </w:r>
+    </w:p>
+    <w:p>
+      <w:pPr>
+        <w:numPr>
+          <w:ilvl w:val="0"/>
+          <w:numId w:val="1013"/>
+        </w:numPr>
+        <w:pStyle w:val="Compact"/>
+      </w:pPr>
+      <w:r>
+        <w:t xml:space="preserve">Разработен е</w:t>
+      </w:r>
+      <w:r>
+        <w:t xml:space="preserve"> </w:t>
+      </w:r>
+      <w:r>
+        <w:rPr>
+          <w:bCs/>
+          <w:b/>
+        </w:rPr>
+        <w:t xml:space="preserve">алгоритъмът на управляващата програма</w:t>
+      </w:r>
+      <w:r>
+        <w:t xml:space="preserve"> </w:t>
+      </w:r>
+      <w:r>
+        <w:t xml:space="preserve">за двата възела (Фиг. 3.1 и</w:t>
+      </w:r>
+      <w:r>
+        <w:t xml:space="preserve"> </w:t>
+      </w:r>
+      <w:r>
+        <w:t xml:space="preserve">Фиг. 3.5), с отчитане на реда на инициализация на изходите, който изключва</w:t>
+      </w:r>
+      <w:r>
+        <w:t xml:space="preserve"> </w:t>
+      </w:r>
+      <w:r>
+        <w:t xml:space="preserve">кратковременно задействане на релетата при подаване на захранване.</w:t>
+      </w:r>
+    </w:p>
+    <w:p>
+      <w:pPr>
+        <w:numPr>
+          <w:ilvl w:val="0"/>
+          <w:numId w:val="1013"/>
+        </w:numPr>
+        <w:pStyle w:val="Compact"/>
+      </w:pPr>
+      <w:r>
+        <w:t xml:space="preserve">Реализирано е</w:t>
+      </w:r>
+      <w:r>
+        <w:t xml:space="preserve"> </w:t>
+      </w:r>
+      <w:r>
+        <w:rPr>
+          <w:bCs/>
+          <w:b/>
+        </w:rPr>
+        <w:t xml:space="preserve">неблокиращо четене на DS18B20</w:t>
+      </w:r>
+      <w:r>
+        <w:t xml:space="preserve"> </w:t>
+      </w:r>
+      <w:r>
+        <w:t xml:space="preserve">чрез</w:t>
+      </w:r>
+      <w:r>
+        <w:t xml:space="preserve"> </w:t>
+      </w:r>
+      <w:r>
+        <w:rPr>
+          <w:rStyle w:val="VerbatimChar"/>
+        </w:rPr>
+        <w:t xml:space="preserve">setWaitForConversion(false)</w:t>
+      </w:r>
+      <w:r>
+        <w:t xml:space="preserve"> </w:t>
+      </w:r>
+      <w:r>
+        <w:t xml:space="preserve">със</w:t>
+      </w:r>
+      <w:r>
+        <w:t xml:space="preserve"> </w:t>
+      </w:r>
+      <w:r>
+        <w:t xml:space="preserve">задържане на последната валидна стойност при грешка.</w:t>
+      </w:r>
+    </w:p>
+    <w:p>
+      <w:r>
+        <w:br w:type="page"/>
+      </w:r>
+    </w:p>
+    <w:bookmarkEnd w:id="122"/>
+    <w:bookmarkEnd w:id="123"/>
+    <w:bookmarkStart w:id="124" w:name="глава-четвърта"/>
+    <w:p>
+      <w:pPr>
+        <w:pStyle w:val="Heading1"/>
+      </w:pPr>
+      <w:r>
+        <w:t xml:space="preserve">ГЛАВА ЧЕТВЪРТА</w:t>
+      </w:r>
+    </w:p>
+    <w:bookmarkEnd w:id="124"/>
+    <w:bookmarkStart w:id="147" w:name="експериментални-изследвания-и-резултати"/>
+    <w:p>
+      <w:pPr>
+        <w:pStyle w:val="Heading1"/>
+      </w:pPr>
+      <w:r>
+        <w:t xml:space="preserve">ЕКСПЕРИМЕНТАЛНИ ИЗСЛЕДВАНИЯ И РЕЗУЛТАТИ</w:t>
+      </w:r>
+    </w:p>
+    <w:p>
+      <w:r>
+        <w:pict>
+          <v:rect style="width:0;height:1.5pt" o:hralign="center" o:hrstd="t" o:hr="t"/>
+        </w:pict>
+      </w:r>
+    </w:p>
+    <w:bookmarkStart w:id="125" w:name="цел-и-организация-на-изследването"/>
+    <w:p>
+      <w:pPr>
+        <w:pStyle w:val="Heading2"/>
+      </w:pPr>
+      <w:r>
+        <w:t xml:space="preserve">4.1. Цел и организация на изследването</w:t>
+      </w:r>
+    </w:p>
+    <w:p>
+      <w:pPr>
+        <w:pStyle w:val="FirstParagraph"/>
+      </w:pPr>
+      <w:r>
+        <w:t xml:space="preserve">Експерименталното изследване има за цел да провери съответствието между</w:t>
+      </w:r>
+      <w:r>
+        <w:t xml:space="preserve"> </w:t>
+      </w:r>
+      <w:r>
+        <w:rPr>
+          <w:bCs/>
+          <w:b/>
+        </w:rPr>
+        <w:t xml:space="preserve">проектните</w:t>
+      </w:r>
+      <w:r>
+        <w:rPr>
+          <w:bCs/>
+          <w:b/>
+        </w:rPr>
+        <w:t xml:space="preserve"> </w:t>
+      </w:r>
+      <w:r>
+        <w:rPr>
+          <w:bCs/>
+          <w:b/>
+        </w:rPr>
+        <w:t xml:space="preserve">предпоставки</w:t>
+      </w:r>
+      <w:r>
+        <w:t xml:space="preserve"> </w:t>
+      </w:r>
+      <w:r>
+        <w:t xml:space="preserve">от Глави 2 и 3 и</w:t>
+      </w:r>
+      <w:r>
+        <w:t xml:space="preserve"> </w:t>
+      </w:r>
+      <w:r>
+        <w:rPr>
+          <w:bCs/>
+          <w:b/>
+        </w:rPr>
+        <w:t xml:space="preserve">действителното поведение</w:t>
+      </w:r>
+      <w:r>
+        <w:t xml:space="preserve"> </w:t>
+      </w:r>
+      <w:r>
+        <w:t xml:space="preserve">на изработения макет.</w:t>
+      </w:r>
+      <w:r>
+        <w:t xml:space="preserve"> </w:t>
+      </w:r>
+      <w:r>
+        <w:t xml:space="preserve">Изследват се четири групи показатели:</w:t>
       </w:r>
     </w:p>
     <w:p>
@@ -41651,56 +42179,17 @@
         <w:pStyle w:val="Compact"/>
       </w:pPr>
       <w:r>
-        <w:t xml:space="preserve">Реализиран е</w:t>
-      </w:r>
-      <w:r>
-        <w:t xml:space="preserve"> </w:t>
-      </w:r>
-      <w:r>
-        <w:rPr>
-          <w:bCs/>
-          <w:b/>
-        </w:rPr>
-        <w:t xml:space="preserve">алгоритъм за конфигуриране по UART</w:t>
-      </w:r>
-      <w:r>
-        <w:t xml:space="preserve"> </w:t>
-      </w:r>
-      <w:r>
-        <w:t xml:space="preserve">с команди</w:t>
-      </w:r>
-      <w:r>
-        <w:t xml:space="preserve"> </w:t>
-      </w:r>
-      <w:r>
-        <w:rPr>
-          <w:rStyle w:val="VerbatimChar"/>
-        </w:rPr>
-        <w:t xml:space="preserve">SSID=</w:t>
-      </w:r>
-      <w:r>
-        <w:t xml:space="preserve"> </w:t>
-      </w:r>
-      <w:r>
-        <w:t xml:space="preserve">и</w:t>
-      </w:r>
-      <w:r>
-        <w:t xml:space="preserve"> </w:t>
-      </w:r>
-      <w:r>
-        <w:rPr>
-          <w:rStyle w:val="VerbatimChar"/>
-        </w:rPr>
-        <w:t xml:space="preserve">PASS=</w:t>
-      </w:r>
-      <w:r>
-        <w:t xml:space="preserve">, който</w:t>
-      </w:r>
-      <w:r>
-        <w:t xml:space="preserve"> </w:t>
-      </w:r>
-      <w:r>
-        <w:t xml:space="preserve">премахва твърдо кодираните мрежови данни съгласно т. 5 от заданието.</w:t>
+        <w:rPr>
+          <w:bCs/>
+          <w:b/>
+        </w:rPr>
+        <w:t xml:space="preserve">Обхват</w:t>
+      </w:r>
+      <w:r>
+        <w:t xml:space="preserve"> </w:t>
+      </w:r>
+      <w:r>
+        <w:t xml:space="preserve">на връзката по ESP-NOW при различни условия на разпространение.</w:t>
       </w:r>
     </w:p>
     <w:p>
@@ -41712,26 +42201,17 @@
         <w:pStyle w:val="Compact"/>
       </w:pPr>
       <w:r>
-        <w:t xml:space="preserve">Реализиран е</w:t>
-      </w:r>
-      <w:r>
-        <w:t xml:space="preserve"> </w:t>
-      </w:r>
-      <w:r>
-        <w:rPr>
-          <w:bCs/>
-          <w:b/>
-        </w:rPr>
-        <w:t xml:space="preserve">тристъпков автомат за опашката от команди</w:t>
-      </w:r>
-      <w:r>
-        <w:t xml:space="preserve">, чийто интервал от 250 ms</w:t>
-      </w:r>
-      <w:r>
-        <w:t xml:space="preserve"> </w:t>
-      </w:r>
-      <w:r>
-        <w:t xml:space="preserve">произтича пряко от хардуерното ограничение по сумарен ток от т. 2.4.6.</w:t>
+        <w:rPr>
+          <w:bCs/>
+          <w:b/>
+        </w:rPr>
+        <w:t xml:space="preserve">Закъснение</w:t>
+      </w:r>
+      <w:r>
+        <w:t xml:space="preserve"> </w:t>
+      </w:r>
+      <w:r>
+        <w:t xml:space="preserve">от подаване на команда до задействане на изпълнителния елемент.</w:t>
       </w:r>
     </w:p>
     <w:p>
@@ -41743,59 +42223,17 @@
         <w:pStyle w:val="Compact"/>
       </w:pPr>
       <w:r>
-        <w:t xml:space="preserve">Реализиран е</w:t>
-      </w:r>
-      <w:r>
-        <w:t xml:space="preserve"> </w:t>
-      </w:r>
-      <w:r>
-        <w:rPr>
-          <w:bCs/>
-          <w:b/>
-        </w:rPr>
-        <w:t xml:space="preserve">уеб сървър с LittleFS</w:t>
-      </w:r>
-      <w:r>
-        <w:t xml:space="preserve"> </w:t>
-      </w:r>
-      <w:r>
-        <w:t xml:space="preserve">и RESTful интерфейс с асинхронни заявки от</w:t>
-      </w:r>
-      <w:r>
-        <w:t xml:space="preserve"> </w:t>
-      </w:r>
-      <w:r>
-        <w:t xml:space="preserve">страна на клиента чрез Fetch API; използването на</w:t>
-      </w:r>
-      <w:r>
-        <w:t xml:space="preserve"> </w:t>
-      </w:r>
-      <w:r>
-        <w:rPr>
-          <w:rStyle w:val="VerbatimChar"/>
-        </w:rPr>
-        <w:t xml:space="preserve">snprintf</w:t>
-      </w:r>
-      <w:r>
-        <w:t xml:space="preserve"> </w:t>
-      </w:r>
-      <w:r>
-        <w:t xml:space="preserve">вместо конкатенация на</w:t>
-      </w:r>
-      <w:r>
-        <w:t xml:space="preserve"> </w:t>
-      </w:r>
-      <w:r>
-        <w:rPr>
-          <w:rStyle w:val="VerbatimChar"/>
-        </w:rPr>
-        <w:t xml:space="preserve">String</w:t>
-      </w:r>
-      <w:r>
-        <w:t xml:space="preserve"> </w:t>
-      </w:r>
-      <w:r>
-        <w:t xml:space="preserve">изключва фрагментацията на динамичната памет.</w:t>
+        <w:rPr>
+          <w:bCs/>
+          <w:b/>
+        </w:rPr>
+        <w:t xml:space="preserve">Точност</w:t>
+      </w:r>
+      <w:r>
+        <w:t xml:space="preserve"> </w:t>
+      </w:r>
+      <w:r>
+        <w:t xml:space="preserve">на температурното измерване.</w:t>
       </w:r>
     </w:p>
     <w:p>
@@ -41803,263 +42241,6 @@
         <w:numPr>
           <w:ilvl w:val="0"/>
           <w:numId w:val="1014"/>
-        </w:numPr>
-        <w:pStyle w:val="Compact"/>
-      </w:pPr>
-      <w:r>
-        <w:t xml:space="preserve">Разработен е</w:t>
-      </w:r>
-      <w:r>
-        <w:t xml:space="preserve"> </w:t>
-      </w:r>
-      <w:r>
-        <w:rPr>
-          <w:bCs/>
-          <w:b/>
-        </w:rPr>
-        <w:t xml:space="preserve">алгоритъмът на управляващата програма</w:t>
-      </w:r>
-      <w:r>
-        <w:t xml:space="preserve"> </w:t>
-      </w:r>
-      <w:r>
-        <w:t xml:space="preserve">за двата възела (Фиг. 3.1 и</w:t>
-      </w:r>
-      <w:r>
-        <w:t xml:space="preserve"> </w:t>
-      </w:r>
-      <w:r>
-        <w:t xml:space="preserve">Фиг. 3.5), с отчитане на реда на инициализация на изходите, който изключва</w:t>
-      </w:r>
-      <w:r>
-        <w:t xml:space="preserve"> </w:t>
-      </w:r>
-      <w:r>
-        <w:t xml:space="preserve">кратковременно задействане на релетата при подаване на захранване.</w:t>
-      </w:r>
-    </w:p>
-    <w:p>
-      <w:pPr>
-        <w:numPr>
-          <w:ilvl w:val="0"/>
-          <w:numId w:val="1014"/>
-        </w:numPr>
-        <w:pStyle w:val="Compact"/>
-      </w:pPr>
-      <w:r>
-        <w:t xml:space="preserve">Реализирано е</w:t>
-      </w:r>
-      <w:r>
-        <w:t xml:space="preserve"> </w:t>
-      </w:r>
-      <w:r>
-        <w:rPr>
-          <w:bCs/>
-          <w:b/>
-        </w:rPr>
-        <w:t xml:space="preserve">неблокиращо четене на DS18B20</w:t>
-      </w:r>
-      <w:r>
-        <w:t xml:space="preserve"> </w:t>
-      </w:r>
-      <w:r>
-        <w:t xml:space="preserve">чрез</w:t>
-      </w:r>
-      <w:r>
-        <w:t xml:space="preserve"> </w:t>
-      </w:r>
-      <w:r>
-        <w:rPr>
-          <w:rStyle w:val="VerbatimChar"/>
-        </w:rPr>
-        <w:t xml:space="preserve">setWaitForConversion(false)</w:t>
-      </w:r>
-      <w:r>
-        <w:t xml:space="preserve"> </w:t>
-      </w:r>
-      <w:r>
-        <w:t xml:space="preserve">със</w:t>
-      </w:r>
-      <w:r>
-        <w:t xml:space="preserve"> </w:t>
-      </w:r>
-      <w:r>
-        <w:t xml:space="preserve">задържане на последната валидна стойност при грешка.</w:t>
-      </w:r>
-    </w:p>
-    <w:p>
-      <w:r>
-        <w:br w:type="page"/>
-      </w:r>
-    </w:p>
-    <w:bookmarkEnd w:id="122"/>
-    <w:bookmarkEnd w:id="123"/>
-    <w:bookmarkStart w:id="124" w:name="глава-четвърта"/>
-    <w:p>
-      <w:pPr>
-        <w:pStyle w:val="Heading1"/>
-      </w:pPr>
-      <w:r>
-        <w:t xml:space="preserve">ГЛАВА ЧЕТВЪРТА</w:t>
-      </w:r>
-    </w:p>
-    <w:bookmarkEnd w:id="124"/>
-    <w:bookmarkStart w:id="147" w:name="експериментални-изследвания-и-резултати"/>
-    <w:p>
-      <w:pPr>
-        <w:pStyle w:val="Heading1"/>
-      </w:pPr>
-      <w:r>
-        <w:t xml:space="preserve">ЕКСПЕРИМЕНТАЛНИ ИЗСЛЕДВАНИЯ И РЕЗУЛТАТИ</w:t>
-      </w:r>
-    </w:p>
-    <w:p>
-      <w:r>
-        <w:pict>
-          <v:rect style="width:0;height:1.5pt" o:hralign="center" o:hrstd="t" o:hr="t"/>
-        </w:pict>
-      </w:r>
-    </w:p>
-    <w:bookmarkStart w:id="125" w:name="цел-и-организация-на-изследването"/>
-    <w:p>
-      <w:pPr>
-        <w:pStyle w:val="Heading2"/>
-      </w:pPr>
-      <w:r>
-        <w:t xml:space="preserve">4.1. Цел и организация на изследването</w:t>
-      </w:r>
-    </w:p>
-    <w:p>
-      <w:pPr>
-        <w:pStyle w:val="FirstParagraph"/>
-      </w:pPr>
-      <w:r>
-        <w:t xml:space="preserve">Експерименталното изследване има за цел да провери съответствието между</w:t>
-      </w:r>
-      <w:r>
-        <w:t xml:space="preserve"> </w:t>
-      </w:r>
-      <w:r>
-        <w:rPr>
-          <w:bCs/>
-          <w:b/>
-        </w:rPr>
-        <w:t xml:space="preserve">проектните</w:t>
-      </w:r>
-      <w:r>
-        <w:rPr>
-          <w:bCs/>
-          <w:b/>
-        </w:rPr>
-        <w:t xml:space="preserve"> </w:t>
-      </w:r>
-      <w:r>
-        <w:rPr>
-          <w:bCs/>
-          <w:b/>
-        </w:rPr>
-        <w:t xml:space="preserve">предпоставки</w:t>
-      </w:r>
-      <w:r>
-        <w:t xml:space="preserve"> </w:t>
-      </w:r>
-      <w:r>
-        <w:t xml:space="preserve">от Глави 2 и 3 и</w:t>
-      </w:r>
-      <w:r>
-        <w:t xml:space="preserve"> </w:t>
-      </w:r>
-      <w:r>
-        <w:rPr>
-          <w:bCs/>
-          <w:b/>
-        </w:rPr>
-        <w:t xml:space="preserve">действителното поведение</w:t>
-      </w:r>
-      <w:r>
-        <w:t xml:space="preserve"> </w:t>
-      </w:r>
-      <w:r>
-        <w:t xml:space="preserve">на изработения макет.</w:t>
-      </w:r>
-      <w:r>
-        <w:t xml:space="preserve"> </w:t>
-      </w:r>
-      <w:r>
-        <w:t xml:space="preserve">Изследват се четири групи показатели:</w:t>
-      </w:r>
-    </w:p>
-    <w:p>
-      <w:pPr>
-        <w:numPr>
-          <w:ilvl w:val="0"/>
-          <w:numId w:val="1015"/>
-        </w:numPr>
-        <w:pStyle w:val="Compact"/>
-      </w:pPr>
-      <w:r>
-        <w:rPr>
-          <w:bCs/>
-          <w:b/>
-        </w:rPr>
-        <w:t xml:space="preserve">Обхват</w:t>
-      </w:r>
-      <w:r>
-        <w:t xml:space="preserve"> </w:t>
-      </w:r>
-      <w:r>
-        <w:t xml:space="preserve">на връзката по ESP-NOW при различни условия на разпространение.</w:t>
-      </w:r>
-    </w:p>
-    <w:p>
-      <w:pPr>
-        <w:numPr>
-          <w:ilvl w:val="0"/>
-          <w:numId w:val="1015"/>
-        </w:numPr>
-        <w:pStyle w:val="Compact"/>
-      </w:pPr>
-      <w:r>
-        <w:rPr>
-          <w:bCs/>
-          <w:b/>
-        </w:rPr>
-        <w:t xml:space="preserve">Закъснение</w:t>
-      </w:r>
-      <w:r>
-        <w:t xml:space="preserve"> </w:t>
-      </w:r>
-      <w:r>
-        <w:t xml:space="preserve">от подаване на команда до задействане на изпълнителния елемент.</w:t>
-      </w:r>
-    </w:p>
-    <w:p>
-      <w:pPr>
-        <w:numPr>
-          <w:ilvl w:val="0"/>
-          <w:numId w:val="1015"/>
-        </w:numPr>
-        <w:pStyle w:val="Compact"/>
-      </w:pPr>
-      <w:r>
-        <w:rPr>
-          <w:bCs/>
-          <w:b/>
-        </w:rPr>
-        <w:t xml:space="preserve">Точност</w:t>
-      </w:r>
-      <w:r>
-        <w:t xml:space="preserve"> </w:t>
-      </w:r>
-      <w:r>
-        <w:t xml:space="preserve">на температурното измерване.</w:t>
-      </w:r>
-    </w:p>
-    <w:p>
-      <w:pPr>
-        <w:numPr>
-          <w:ilvl w:val="0"/>
-          <w:numId w:val="1015"/>
         </w:numPr>
         <w:pStyle w:val="Compact"/>
       </w:pPr>
@@ -48292,7 +48473,7 @@
       <w:pPr>
         <w:numPr>
           <w:ilvl w:val="0"/>
-          <w:numId w:val="1016"/>
+          <w:numId w:val="1015"/>
         </w:numPr>
         <w:pStyle w:val="Compact"/>
       </w:pPr>
@@ -48352,7 +48533,7 @@
       <w:pPr>
         <w:numPr>
           <w:ilvl w:val="0"/>
-          <w:numId w:val="1016"/>
+          <w:numId w:val="1015"/>
         </w:numPr>
         <w:pStyle w:val="Compact"/>
       </w:pPr>
@@ -48412,7 +48593,7 @@
       <w:pPr>
         <w:numPr>
           <w:ilvl w:val="0"/>
-          <w:numId w:val="1016"/>
+          <w:numId w:val="1015"/>
         </w:numPr>
         <w:pStyle w:val="Compact"/>
       </w:pPr>
@@ -50540,7 +50721,7 @@
       <w:pPr>
         <w:numPr>
           <w:ilvl w:val="0"/>
-          <w:numId w:val="1017"/>
+          <w:numId w:val="1016"/>
         </w:numPr>
         <w:pStyle w:val="Compact"/>
       </w:pPr>
@@ -50574,7 +50755,7 @@
       <w:pPr>
         <w:numPr>
           <w:ilvl w:val="0"/>
-          <w:numId w:val="1017"/>
+          <w:numId w:val="1016"/>
         </w:numPr>
         <w:pStyle w:val="Compact"/>
       </w:pPr>
@@ -50627,7 +50808,7 @@
       <w:pPr>
         <w:numPr>
           <w:ilvl w:val="0"/>
-          <w:numId w:val="1017"/>
+          <w:numId w:val="1016"/>
         </w:numPr>
         <w:pStyle w:val="Compact"/>
       </w:pPr>
@@ -50693,7 +50874,7 @@
       <w:pPr>
         <w:numPr>
           <w:ilvl w:val="0"/>
-          <w:numId w:val="1017"/>
+          <w:numId w:val="1016"/>
         </w:numPr>
         <w:pStyle w:val="Compact"/>
       </w:pPr>
@@ -50791,7 +50972,7 @@
       <w:pPr>
         <w:numPr>
           <w:ilvl w:val="0"/>
-          <w:numId w:val="1017"/>
+          <w:numId w:val="1016"/>
         </w:numPr>
         <w:pStyle w:val="Compact"/>
       </w:pPr>
@@ -50825,7 +51006,7 @@
       <w:pPr>
         <w:numPr>
           <w:ilvl w:val="0"/>
-          <w:numId w:val="1017"/>
+          <w:numId w:val="1016"/>
         </w:numPr>
         <w:pStyle w:val="Compact"/>
       </w:pPr>
@@ -50921,7 +51102,7 @@
       <w:pPr>
         <w:numPr>
           <w:ilvl w:val="0"/>
-          <w:numId w:val="1017"/>
+          <w:numId w:val="1016"/>
         </w:numPr>
         <w:pStyle w:val="Compact"/>
       </w:pPr>
@@ -51171,19 +51352,19 @@
               <w:jc w:val="left"/>
             </w:pPr>
             <w:r>
-              <w:t xml:space="preserve">Блокова схема</w:t>
-            </w:r>
-          </w:p>
-        </w:tc>
-        <w:tc>
-          <w:tcPr/>
-          <w:p>
-            <w:pPr>
-              <w:pStyle w:val="Compact"/>
-              <w:jc w:val="left"/>
-            </w:pPr>
-            <w:r>
-              <w:t xml:space="preserve">Разработена двувъзлова структура с асиметричен поток на управление</w:t>
+              <w:t xml:space="preserve">Блокова схема на хардуера</w:t>
+            </w:r>
+          </w:p>
+        </w:tc>
+        <w:tc>
+          <w:tcPr/>
+          <w:p>
+            <w:pPr>
+              <w:pStyle w:val="Compact"/>
+              <w:jc w:val="left"/>
+            </w:pPr>
+            <w:r>
+              <w:t xml:space="preserve">Двувъзлова структура с независимо захранване на възлите и две граници на галванично разделяне</w:t>
             </w:r>
           </w:p>
         </w:tc>
@@ -52923,7 +53104,7 @@
       <w:pPr>
         <w:numPr>
           <w:ilvl w:val="0"/>
-          <w:numId w:val="1018"/>
+          <w:numId w:val="1017"/>
         </w:numPr>
         <w:pStyle w:val="Compact"/>
       </w:pPr>
@@ -52951,7 +53132,7 @@
       <w:pPr>
         <w:numPr>
           <w:ilvl w:val="0"/>
-          <w:numId w:val="1018"/>
+          <w:numId w:val="1017"/>
         </w:numPr>
         <w:pStyle w:val="Compact"/>
       </w:pPr>
@@ -52979,7 +53160,7 @@
       <w:pPr>
         <w:numPr>
           <w:ilvl w:val="0"/>
-          <w:numId w:val="1018"/>
+          <w:numId w:val="1017"/>
         </w:numPr>
         <w:pStyle w:val="Compact"/>
       </w:pPr>
@@ -53007,7 +53188,7 @@
       <w:pPr>
         <w:numPr>
           <w:ilvl w:val="0"/>
-          <w:numId w:val="1018"/>
+          <w:numId w:val="1017"/>
         </w:numPr>
         <w:pStyle w:val="Compact"/>
       </w:pPr>
@@ -53035,7 +53216,7 @@
       <w:pPr>
         <w:numPr>
           <w:ilvl w:val="0"/>
-          <w:numId w:val="1018"/>
+          <w:numId w:val="1017"/>
         </w:numPr>
         <w:pStyle w:val="Compact"/>
       </w:pPr>
@@ -53063,7 +53244,7 @@
       <w:pPr>
         <w:numPr>
           <w:ilvl w:val="0"/>
-          <w:numId w:val="1018"/>
+          <w:numId w:val="1017"/>
         </w:numPr>
         <w:pStyle w:val="Compact"/>
       </w:pPr>
@@ -53091,7 +53272,7 @@
       <w:pPr>
         <w:numPr>
           <w:ilvl w:val="0"/>
-          <w:numId w:val="1018"/>
+          <w:numId w:val="1017"/>
         </w:numPr>
         <w:pStyle w:val="Compact"/>
       </w:pPr>
@@ -53119,7 +53300,7 @@
       <w:pPr>
         <w:numPr>
           <w:ilvl w:val="0"/>
-          <w:numId w:val="1018"/>
+          <w:numId w:val="1017"/>
         </w:numPr>
         <w:pStyle w:val="Compact"/>
       </w:pPr>
@@ -53147,7 +53328,7 @@
       <w:pPr>
         <w:numPr>
           <w:ilvl w:val="0"/>
-          <w:numId w:val="1018"/>
+          <w:numId w:val="1017"/>
         </w:numPr>
         <w:pStyle w:val="Compact"/>
       </w:pPr>
@@ -53175,7 +53356,7 @@
       <w:pPr>
         <w:numPr>
           <w:ilvl w:val="0"/>
-          <w:numId w:val="1018"/>
+          <w:numId w:val="1017"/>
         </w:numPr>
         <w:pStyle w:val="Compact"/>
       </w:pPr>
@@ -53203,7 +53384,7 @@
       <w:pPr>
         <w:numPr>
           <w:ilvl w:val="0"/>
-          <w:numId w:val="1018"/>
+          <w:numId w:val="1017"/>
         </w:numPr>
         <w:pStyle w:val="Compact"/>
       </w:pPr>
@@ -53231,7 +53412,7 @@
       <w:pPr>
         <w:numPr>
           <w:ilvl w:val="0"/>
-          <w:numId w:val="1018"/>
+          <w:numId w:val="1017"/>
         </w:numPr>
         <w:pStyle w:val="Compact"/>
       </w:pPr>
@@ -53253,7 +53434,7 @@
       <w:pPr>
         <w:numPr>
           <w:ilvl w:val="0"/>
-          <w:numId w:val="1018"/>
+          <w:numId w:val="1017"/>
         </w:numPr>
         <w:pStyle w:val="Compact"/>
       </w:pPr>
@@ -53281,7 +53462,7 @@
       <w:pPr>
         <w:numPr>
           <w:ilvl w:val="0"/>
-          <w:numId w:val="1018"/>
+          <w:numId w:val="1017"/>
         </w:numPr>
         <w:pStyle w:val="Compact"/>
       </w:pPr>
@@ -53309,7 +53490,7 @@
       <w:pPr>
         <w:numPr>
           <w:ilvl w:val="0"/>
-          <w:numId w:val="1018"/>
+          <w:numId w:val="1017"/>
         </w:numPr>
         <w:pStyle w:val="Compact"/>
       </w:pPr>
@@ -53337,7 +53518,7 @@
       <w:pPr>
         <w:numPr>
           <w:ilvl w:val="0"/>
-          <w:numId w:val="1018"/>
+          <w:numId w:val="1017"/>
         </w:numPr>
         <w:pStyle w:val="Compact"/>
       </w:pPr>
@@ -53359,7 +53540,7 @@
       <w:pPr>
         <w:numPr>
           <w:ilvl w:val="0"/>
-          <w:numId w:val="1018"/>
+          <w:numId w:val="1017"/>
         </w:numPr>
         <w:pStyle w:val="Compact"/>
       </w:pPr>
@@ -53387,7 +53568,7 @@
       <w:pPr>
         <w:numPr>
           <w:ilvl w:val="0"/>
-          <w:numId w:val="1018"/>
+          <w:numId w:val="1017"/>
         </w:numPr>
         <w:pStyle w:val="Compact"/>
       </w:pPr>
@@ -53409,7 +53590,7 @@
       <w:pPr>
         <w:numPr>
           <w:ilvl w:val="0"/>
-          <w:numId w:val="1018"/>
+          <w:numId w:val="1017"/>
         </w:numPr>
         <w:pStyle w:val="Compact"/>
       </w:pPr>
@@ -53437,7 +53618,7 @@
       <w:pPr>
         <w:numPr>
           <w:ilvl w:val="0"/>
-          <w:numId w:val="1018"/>
+          <w:numId w:val="1017"/>
         </w:numPr>
         <w:pStyle w:val="Compact"/>
       </w:pPr>
@@ -53465,7 +53646,7 @@
       <w:pPr>
         <w:numPr>
           <w:ilvl w:val="0"/>
-          <w:numId w:val="1018"/>
+          <w:numId w:val="1017"/>
         </w:numPr>
         <w:pStyle w:val="Compact"/>
       </w:pPr>
@@ -53487,7 +53668,7 @@
       <w:pPr>
         <w:numPr>
           <w:ilvl w:val="0"/>
-          <w:numId w:val="1018"/>
+          <w:numId w:val="1017"/>
         </w:numPr>
         <w:pStyle w:val="Compact"/>
       </w:pPr>
@@ -53509,7 +53690,7 @@
       <w:pPr>
         <w:numPr>
           <w:ilvl w:val="0"/>
-          <w:numId w:val="1018"/>
+          <w:numId w:val="1017"/>
         </w:numPr>
         <w:pStyle w:val="Compact"/>
       </w:pPr>
@@ -53531,7 +53712,7 @@
       <w:pPr>
         <w:numPr>
           <w:ilvl w:val="0"/>
-          <w:numId w:val="1018"/>
+          <w:numId w:val="1017"/>
         </w:numPr>
         <w:pStyle w:val="Compact"/>
       </w:pPr>
@@ -53559,7 +53740,7 @@
       <w:pPr>
         <w:numPr>
           <w:ilvl w:val="0"/>
-          <w:numId w:val="1018"/>
+          <w:numId w:val="1017"/>
         </w:numPr>
         <w:pStyle w:val="Compact"/>
       </w:pPr>
@@ -53578,7 +53759,7 @@
       <w:pPr>
         <w:numPr>
           <w:ilvl w:val="0"/>
-          <w:numId w:val="1018"/>
+          <w:numId w:val="1017"/>
         </w:numPr>
         <w:pStyle w:val="Compact"/>
       </w:pPr>
@@ -53606,7 +53787,7 @@
       <w:pPr>
         <w:numPr>
           <w:ilvl w:val="0"/>
-          <w:numId w:val="1018"/>
+          <w:numId w:val="1017"/>
         </w:numPr>
         <w:pStyle w:val="Compact"/>
       </w:pPr>
@@ -53628,7 +53809,7 @@
       <w:pPr>
         <w:numPr>
           <w:ilvl w:val="0"/>
-          <w:numId w:val="1018"/>
+          <w:numId w:val="1017"/>
         </w:numPr>
         <w:pStyle w:val="Compact"/>
       </w:pPr>
@@ -53650,7 +53831,7 @@
       <w:pPr>
         <w:numPr>
           <w:ilvl w:val="0"/>
-          <w:numId w:val="1018"/>
+          <w:numId w:val="1017"/>
         </w:numPr>
         <w:pStyle w:val="Compact"/>
       </w:pPr>
@@ -53678,7 +53859,7 @@
       <w:pPr>
         <w:numPr>
           <w:ilvl w:val="0"/>
-          <w:numId w:val="1018"/>
+          <w:numId w:val="1017"/>
         </w:numPr>
         <w:pStyle w:val="Compact"/>
       </w:pPr>
@@ -53706,7 +53887,7 @@
       <w:pPr>
         <w:numPr>
           <w:ilvl w:val="0"/>
-          <w:numId w:val="1018"/>
+          <w:numId w:val="1017"/>
         </w:numPr>
         <w:pStyle w:val="Compact"/>
       </w:pPr>
@@ -53814,7 +53995,7 @@
           <wp:inline>
             <wp:extent cx="5334000" cy="3767743"/>
             <wp:effectExtent b="0" l="0" r="0" t="0"/>
-            <wp:docPr descr="Лист 1. Блокова схема на системата (т. 5.1)" title="" id="156" name="Picture"/>
+            <wp:docPr descr="Лист 1. Блокова схема на хардуера (т. 5.1)" title="" id="156" name="Picture"/>
             <a:graphic>
               <a:graphicData uri="http://schemas.openxmlformats.org/drawingml/2006/picture">
                 <pic:pic>
@@ -53857,7 +54038,7 @@
         <w:pStyle w:val="ImageCaption"/>
       </w:pPr>
       <w:r>
-        <w:t xml:space="preserve">Лист 1. Блокова схема на системата (т. 5.1)</w:t>
+        <w:t xml:space="preserve">Лист 1. Блокова схема на хардуера (т. 5.1)</w:t>
       </w:r>
     </w:p>
     <w:p>
@@ -53869,7 +54050,7 @@
           <w:bCs/>
           <w:b/>
         </w:rPr>
-        <w:t xml:space="preserve">Лист 1. Блокова схема на системата (т. 5.1)</w:t>
+        <w:t xml:space="preserve">Лист 1. Блокова схема на хардуера (т. 5.1)</w:t>
       </w:r>
     </w:p>
     <w:p>
@@ -54391,6 +54572,18 @@
     <w:abstractNumId w:val="991"/>
   </w:num>
   <w:num w:numId="1008">
+    <w:abstractNumId w:val="991"/>
+  </w:num>
+  <w:num w:numId="1009">
+    <w:abstractNumId w:val="991"/>
+  </w:num>
+  <w:num w:numId="1010">
+    <w:abstractNumId w:val="991"/>
+  </w:num>
+  <w:num w:numId="1011">
+    <w:abstractNumId w:val="991"/>
+  </w:num>
+  <w:num w:numId="1012">
     <w:abstractNumId w:val="99411"/>
     <w:lvlOverride w:ilvl="0">
       <w:startOverride w:val="1"/>
@@ -54419,45 +54612,6 @@
     <w:lvlOverride w:ilvl="8">
       <w:startOverride w:val="1"/>
     </w:lvlOverride>
-  </w:num>
-  <w:num w:numId="1009">
-    <w:abstractNumId w:val="99411"/>
-    <w:lvlOverride w:ilvl="0">
-      <w:startOverride w:val="1"/>
-    </w:lvlOverride>
-    <w:lvlOverride w:ilvl="1">
-      <w:startOverride w:val="1"/>
-    </w:lvlOverride>
-    <w:lvlOverride w:ilvl="2">
-      <w:startOverride w:val="1"/>
-    </w:lvlOverride>
-    <w:lvlOverride w:ilvl="3">
-      <w:startOverride w:val="1"/>
-    </w:lvlOverride>
-    <w:lvlOverride w:ilvl="4">
-      <w:startOverride w:val="1"/>
-    </w:lvlOverride>
-    <w:lvlOverride w:ilvl="5">
-      <w:startOverride w:val="1"/>
-    </w:lvlOverride>
-    <w:lvlOverride w:ilvl="6">
-      <w:startOverride w:val="1"/>
-    </w:lvlOverride>
-    <w:lvlOverride w:ilvl="7">
-      <w:startOverride w:val="1"/>
-    </w:lvlOverride>
-    <w:lvlOverride w:ilvl="8">
-      <w:startOverride w:val="1"/>
-    </w:lvlOverride>
-  </w:num>
-  <w:num w:numId="1010">
-    <w:abstractNumId w:val="991"/>
-  </w:num>
-  <w:num w:numId="1011">
-    <w:abstractNumId w:val="991"/>
-  </w:num>
-  <w:num w:numId="1012">
-    <w:abstractNumId w:val="991"/>
   </w:num>
   <w:num w:numId="1013">
     <w:abstractNumId w:val="99411"/>
@@ -54520,6 +54674,9 @@
     </w:lvlOverride>
   </w:num>
   <w:num w:numId="1015">
+    <w:abstractNumId w:val="991"/>
+  </w:num>
+  <w:num w:numId="1016">
     <w:abstractNumId w:val="99411"/>
     <w:lvlOverride w:ilvl="0">
       <w:startOverride w:val="1"/>
@@ -54549,40 +54706,7 @@
       <w:startOverride w:val="1"/>
     </w:lvlOverride>
   </w:num>
-  <w:num w:numId="1016">
-    <w:abstractNumId w:val="991"/>
-  </w:num>
   <w:num w:numId="1017">
-    <w:abstractNumId w:val="99411"/>
-    <w:lvlOverride w:ilvl="0">
-      <w:startOverride w:val="1"/>
-    </w:lvlOverride>
-    <w:lvlOverride w:ilvl="1">
-      <w:startOverride w:val="1"/>
-    </w:lvlOverride>
-    <w:lvlOverride w:ilvl="2">
-      <w:startOverride w:val="1"/>
-    </w:lvlOverride>
-    <w:lvlOverride w:ilvl="3">
-      <w:startOverride w:val="1"/>
-    </w:lvlOverride>
-    <w:lvlOverride w:ilvl="4">
-      <w:startOverride w:val="1"/>
-    </w:lvlOverride>
-    <w:lvlOverride w:ilvl="5">
-      <w:startOverride w:val="1"/>
-    </w:lvlOverride>
-    <w:lvlOverride w:ilvl="6">
-      <w:startOverride w:val="1"/>
-    </w:lvlOverride>
-    <w:lvlOverride w:ilvl="7">
-      <w:startOverride w:val="1"/>
-    </w:lvlOverride>
-    <w:lvlOverride w:ilvl="8">
-      <w:startOverride w:val="1"/>
-    </w:lvlOverride>
-  </w:num>
-  <w:num w:numId="1018">
     <w:abstractNumId w:val="99411"/>
     <w:lvlOverride w:ilvl="0">
       <w:startOverride w:val="1"/>
